--- a/Big_Data/Laboratorios/Lab6/Lab6.docx
+++ b/Big_Data/Laboratorios/Lab6/Lab6.docx
@@ -1,6 +1,6 @@
 
 <file path=word/document.xml><?xml version="1.0" encoding="utf-8"?>
-<w:document xmlns:wpc="http://schemas.microsoft.com/office/word/2010/wordprocessingCanvas" xmlns:cx="http://schemas.microsoft.com/office/drawing/2014/chartex" xmlns:cx1="http://schemas.microsoft.com/office/drawing/2015/9/8/chartex" xmlns:cx2="http://schemas.microsoft.com/office/drawing/2015/10/21/chartex" xmlns:cx3="http://schemas.microsoft.com/office/drawing/2016/5/9/chartex" xmlns:cx4="http://schemas.microsoft.com/office/drawing/2016/5/10/chartex" xmlns:cx5="http://schemas.microsoft.com/office/drawing/2016/5/11/chartex" xmlns:cx6="http://schemas.microsoft.com/office/drawing/2016/5/12/chartex" xmlns:cx7="http://schemas.microsoft.com/office/drawing/2016/5/13/chartex" xmlns:cx8="http://schemas.microsoft.com/office/drawing/2016/5/14/chartex" xmlns:mc="http://schemas.openxmlformats.org/markup-compatibility/2006" xmlns:aink="http://schemas.microsoft.com/office/drawing/2016/ink" xmlns:am3d="http://schemas.microsoft.com/office/drawing/2017/model3d" xmlns:o="urn:schemas-microsoft-com:office:office" xmlns:oel="http://schemas.microsoft.com/office/2019/extlst" xmlns:r="http://schemas.openxmlformats.org/officeDocument/2006/relationships" xmlns:m="http://schemas.openxmlformats.org/officeDocument/2006/math" xmlns:v="urn:schemas-microsoft-com:vml" xmlns:wp14="http://schemas.microsoft.com/office/word/2010/wordprocessingDrawing" xmlns:wp="http://schemas.openxmlformats.org/drawingml/2006/wordprocessingDrawing" xmlns:w10="urn:schemas-microsoft-com:office:word" xmlns:w="http://schemas.openxmlformats.org/wordprocessingml/2006/main" xmlns:w14="http://schemas.microsoft.com/office/word/2010/wordml" xmlns:w15="http://schemas.microsoft.com/office/word/2012/wordml" xmlns:w16cex="http://schemas.microsoft.com/office/word/2018/wordml/cex" xmlns:w16cid="http://schemas.microsoft.com/office/word/2016/wordml/cid" xmlns:w16="http://schemas.microsoft.com/office/word/2018/wordml" xmlns:w16sdtdh="http://schemas.microsoft.com/office/word/2020/wordml/sdtdatahash" xmlns:w16se="http://schemas.microsoft.com/office/word/2015/wordml/symex" xmlns:wpg="http://schemas.microsoft.com/office/word/2010/wordprocessingGroup" xmlns:wpi="http://schemas.microsoft.com/office/word/2010/wordprocessingInk" xmlns:wne="http://schemas.microsoft.com/office/word/2006/wordml" xmlns:wps="http://schemas.microsoft.com/office/word/2010/wordprocessingShape" mc:Ignorable="w14 w15 w16se w16cid w16 w16cex w16sdtdh wp14">
+<w:document xmlns:wpc="http://schemas.microsoft.com/office/word/2010/wordprocessingCanvas" xmlns:cx="http://schemas.microsoft.com/office/drawing/2014/chartex" xmlns:cx1="http://schemas.microsoft.com/office/drawing/2015/9/8/chartex" xmlns:cx2="http://schemas.microsoft.com/office/drawing/2015/10/21/chartex" xmlns:cx3="http://schemas.microsoft.com/office/drawing/2016/5/9/chartex" xmlns:cx4="http://schemas.microsoft.com/office/drawing/2016/5/10/chartex" xmlns:cx5="http://schemas.microsoft.com/office/drawing/2016/5/11/chartex" xmlns:cx6="http://schemas.microsoft.com/office/drawing/2016/5/12/chartex" xmlns:cx7="http://schemas.microsoft.com/office/drawing/2016/5/13/chartex" xmlns:cx8="http://schemas.microsoft.com/office/drawing/2016/5/14/chartex" xmlns:mc="http://schemas.openxmlformats.org/markup-compatibility/2006" xmlns:aink="http://schemas.microsoft.com/office/drawing/2016/ink" xmlns:am3d="http://schemas.microsoft.com/office/drawing/2017/model3d" xmlns:o="urn:schemas-microsoft-com:office:office" xmlns:oel="http://schemas.microsoft.com/office/2019/extlst" xmlns:r="http://schemas.openxmlformats.org/officeDocument/2006/relationships" xmlns:m="http://schemas.openxmlformats.org/officeDocument/2006/math" xmlns:v="urn:schemas-microsoft-com:vml" xmlns:wp14="http://schemas.microsoft.com/office/word/2010/wordprocessingDrawing" xmlns:wp="http://schemas.openxmlformats.org/drawingml/2006/wordprocessingDrawing" xmlns:w10="urn:schemas-microsoft-com:office:word" xmlns:w="http://schemas.openxmlformats.org/wordprocessingml/2006/main" xmlns:w14="http://schemas.microsoft.com/office/word/2010/wordml" xmlns:w15="http://schemas.microsoft.com/office/word/2012/wordml" xmlns:w16cex="http://schemas.microsoft.com/office/word/2018/wordml/cex" xmlns:w16cid="http://schemas.microsoft.com/office/word/2016/wordml/cid" xmlns:w16="http://schemas.microsoft.com/office/word/2018/wordml" xmlns:w16du="http://schemas.microsoft.com/office/word/2023/wordml/word16du" xmlns:w16sdtdh="http://schemas.microsoft.com/office/word/2020/wordml/sdtdatahash" xmlns:w16sdtfl="http://schemas.microsoft.com/office/word/2024/wordml/sdtformatlock" xmlns:w16se="http://schemas.microsoft.com/office/word/2015/wordml/symex" xmlns:wpg="http://schemas.microsoft.com/office/word/2010/wordprocessingGroup" xmlns:wpi="http://schemas.microsoft.com/office/word/2010/wordprocessingInk" xmlns:wne="http://schemas.microsoft.com/office/word/2006/wordml" xmlns:wps="http://schemas.microsoft.com/office/word/2010/wordprocessingShape" mc:Ignorable="w14 w15 w16se w16cid w16 w16cex w16sdtdh w16sdtfl w16du wp14">
   <w:body>
     <w:p>
       <w:pPr>
@@ -13,6 +13,15 @@
     </w:p>
     <w:sdt>
       <w:sdtPr>
+        <w:rPr>
+          <w:rFonts w:asciiTheme="minorHAnsi" w:eastAsiaTheme="minorHAnsi" w:hAnsiTheme="minorHAnsi" w:cstheme="minorBidi"/>
+          <w:color w:val="auto"/>
+          <w:kern w:val="2"/>
+          <w:sz w:val="24"/>
+          <w:szCs w:val="24"/>
+          <w:lang w:eastAsia="en-US"/>
+          <w14:ligatures w14:val="standardContextual"/>
+        </w:rPr>
         <w:id w:val="-52467285"/>
         <w:docPartObj>
           <w:docPartGallery w:val="Table of Contents"/>
@@ -21,15 +30,8 @@
       </w:sdtPr>
       <w:sdtEndPr>
         <w:rPr>
-          <w:rFonts w:asciiTheme="minorHAnsi" w:eastAsiaTheme="minorHAnsi" w:hAnsiTheme="minorHAnsi" w:cstheme="minorBidi"/>
           <w:b/>
           <w:bCs/>
-          <w:color w:val="auto"/>
-          <w:kern w:val="2"/>
-          <w:sz w:val="24"/>
-          <w:szCs w:val="24"/>
-          <w:lang w:eastAsia="en-US"/>
-          <w14:ligatures w14:val="standardContextual"/>
         </w:rPr>
       </w:sdtEndPr>
       <w:sdtContent>
@@ -62,7 +64,7 @@
           <w:r>
             <w:fldChar w:fldCharType="separate"/>
           </w:r>
-          <w:hyperlink w:anchor="_Toc242273474" w:history="1">
+          <w:hyperlink w:anchor="_Toc242296918" w:history="1">
             <w:r>
               <w:rPr>
                 <w:rStyle w:val="Hipervnculo"/>
@@ -89,7 +91,7 @@
                 <w:noProof/>
                 <w:webHidden/>
               </w:rPr>
-              <w:instrText xml:space="preserve"> PAGEREF _Toc242273474 \h </w:instrText>
+              <w:instrText xml:space="preserve"> PAGEREF _Toc242296918 \h </w:instrText>
             </w:r>
             <w:r>
               <w:rPr>
@@ -109,7 +111,7 @@
                 <w:noProof/>
                 <w:webHidden/>
               </w:rPr>
-              <w:t>2</w:t>
+              <w:t>3</w:t>
             </w:r>
             <w:r>
               <w:rPr>
@@ -132,7 +134,7 @@
               <w:lang w:eastAsia="es-ES"/>
             </w:rPr>
           </w:pPr>
-          <w:hyperlink w:anchor="_Toc242273475" w:history="1">
+          <w:hyperlink w:anchor="_Toc242296919" w:history="1">
             <w:r>
               <w:rPr>
                 <w:rStyle w:val="Hipervnculo"/>
@@ -159,7 +161,7 @@
                 <w:noProof/>
                 <w:webHidden/>
               </w:rPr>
-              <w:instrText xml:space="preserve"> PAGEREF _Toc242273475 \h </w:instrText>
+              <w:instrText xml:space="preserve"> PAGEREF _Toc242296919 \h </w:instrText>
             </w:r>
             <w:r>
               <w:rPr>
@@ -179,7 +181,7 @@
                 <w:noProof/>
                 <w:webHidden/>
               </w:rPr>
-              <w:t>2</w:t>
+              <w:t>3</w:t>
             </w:r>
             <w:r>
               <w:rPr>
@@ -202,7 +204,7 @@
               <w:lang w:eastAsia="es-ES"/>
             </w:rPr>
           </w:pPr>
-          <w:hyperlink w:anchor="_Toc242273476" w:history="1">
+          <w:hyperlink w:anchor="_Toc242296920" w:history="1">
             <w:r>
               <w:rPr>
                 <w:rStyle w:val="Hipervnculo"/>
@@ -229,7 +231,7 @@
                 <w:noProof/>
                 <w:webHidden/>
               </w:rPr>
-              <w:instrText xml:space="preserve"> PAGEREF _Toc242273476 \h </w:instrText>
+              <w:instrText xml:space="preserve"> PAGEREF _Toc242296920 \h </w:instrText>
             </w:r>
             <w:r>
               <w:rPr>
@@ -249,7 +251,7 @@
                 <w:noProof/>
                 <w:webHidden/>
               </w:rPr>
-              <w:t>3</w:t>
+              <w:t>4</w:t>
             </w:r>
             <w:r>
               <w:rPr>
@@ -272,7 +274,7 @@
               <w:lang w:eastAsia="es-ES"/>
             </w:rPr>
           </w:pPr>
-          <w:hyperlink w:anchor="_Toc242273477" w:history="1">
+          <w:hyperlink w:anchor="_Toc242296921" w:history="1">
             <w:r>
               <w:rPr>
                 <w:rStyle w:val="Hipervnculo"/>
@@ -299,7 +301,7 @@
                 <w:noProof/>
                 <w:webHidden/>
               </w:rPr>
-              <w:instrText xml:space="preserve"> PAGEREF _Toc242273477 \h </w:instrText>
+              <w:instrText xml:space="preserve"> PAGEREF _Toc242296921 \h </w:instrText>
             </w:r>
             <w:r>
               <w:rPr>
@@ -319,7 +321,7 @@
                 <w:noProof/>
                 <w:webHidden/>
               </w:rPr>
-              <w:t>6</w:t>
+              <w:t>7</w:t>
             </w:r>
             <w:r>
               <w:rPr>
@@ -342,7 +344,7 @@
               <w:lang w:eastAsia="es-ES"/>
             </w:rPr>
           </w:pPr>
-          <w:hyperlink w:anchor="_Toc242273478" w:history="1">
+          <w:hyperlink w:anchor="_Toc242296922" w:history="1">
             <w:r>
               <w:rPr>
                 <w:rStyle w:val="Hipervnculo"/>
@@ -369,7 +371,7 @@
                 <w:noProof/>
                 <w:webHidden/>
               </w:rPr>
-              <w:instrText xml:space="preserve"> PAGEREF _Toc242273478 \h </w:instrText>
+              <w:instrText xml:space="preserve"> PAGEREF _Toc242296922 \h </w:instrText>
             </w:r>
             <w:r>
               <w:rPr>
@@ -389,7 +391,7 @@
                 <w:noProof/>
                 <w:webHidden/>
               </w:rPr>
-              <w:t>7</w:t>
+              <w:t>8</w:t>
             </w:r>
             <w:r>
               <w:rPr>
@@ -412,7 +414,7 @@
               <w:lang w:eastAsia="es-ES"/>
             </w:rPr>
           </w:pPr>
-          <w:hyperlink w:anchor="_Toc242273479" w:history="1">
+          <w:hyperlink w:anchor="_Toc242296923" w:history="1">
             <w:r>
               <w:rPr>
                 <w:rStyle w:val="Hipervnculo"/>
@@ -439,7 +441,7 @@
                 <w:noProof/>
                 <w:webHidden/>
               </w:rPr>
-              <w:instrText xml:space="preserve"> PAGEREF _Toc242273479 \h </w:instrText>
+              <w:instrText xml:space="preserve"> PAGEREF _Toc242296923 \h </w:instrText>
             </w:r>
             <w:r>
               <w:rPr>
@@ -459,7 +461,7 @@
                 <w:noProof/>
                 <w:webHidden/>
               </w:rPr>
-              <w:t>8</w:t>
+              <w:t>9</w:t>
             </w:r>
             <w:r>
               <w:rPr>
@@ -482,7 +484,7 @@
               <w:lang w:eastAsia="es-ES"/>
             </w:rPr>
           </w:pPr>
-          <w:hyperlink w:anchor="_Toc242273480" w:history="1">
+          <w:hyperlink w:anchor="_Toc242296924" w:history="1">
             <w:r>
               <w:rPr>
                 <w:rStyle w:val="Hipervnculo"/>
@@ -509,7 +511,7 @@
                 <w:noProof/>
                 <w:webHidden/>
               </w:rPr>
-              <w:instrText xml:space="preserve"> PAGEREF _Toc242273480 \h </w:instrText>
+              <w:instrText xml:space="preserve"> PAGEREF _Toc242296924 \h </w:instrText>
             </w:r>
             <w:r>
               <w:rPr>
@@ -529,7 +531,7 @@
                 <w:noProof/>
                 <w:webHidden/>
               </w:rPr>
-              <w:t>9</w:t>
+              <w:t>10</w:t>
             </w:r>
             <w:r>
               <w:rPr>
@@ -552,7 +554,7 @@
               <w:lang w:eastAsia="es-ES"/>
             </w:rPr>
           </w:pPr>
-          <w:hyperlink w:anchor="_Toc242273481" w:history="1">
+          <w:hyperlink w:anchor="_Toc242296925" w:history="1">
             <w:r>
               <w:rPr>
                 <w:rStyle w:val="Hipervnculo"/>
@@ -579,7 +581,7 @@
                 <w:noProof/>
                 <w:webHidden/>
               </w:rPr>
-              <w:instrText xml:space="preserve"> PAGEREF _Toc242273481 \h </w:instrText>
+              <w:instrText xml:space="preserve"> PAGEREF _Toc242296925 \h </w:instrText>
             </w:r>
             <w:r>
               <w:rPr>
@@ -599,7 +601,7 @@
                 <w:noProof/>
                 <w:webHidden/>
               </w:rPr>
-              <w:t>9</w:t>
+              <w:t>10</w:t>
             </w:r>
             <w:r>
               <w:rPr>
@@ -622,7 +624,7 @@
               <w:lang w:eastAsia="es-ES"/>
             </w:rPr>
           </w:pPr>
-          <w:hyperlink w:anchor="_Toc242273482" w:history="1">
+          <w:hyperlink w:anchor="_Toc242296926" w:history="1">
             <w:r>
               <w:rPr>
                 <w:rStyle w:val="Hipervnculo"/>
@@ -649,7 +651,7 @@
                 <w:noProof/>
                 <w:webHidden/>
               </w:rPr>
-              <w:instrText xml:space="preserve"> PAGEREF _Toc242273482 \h </w:instrText>
+              <w:instrText xml:space="preserve"> PAGEREF _Toc242296926 \h </w:instrText>
             </w:r>
             <w:r>
               <w:rPr>
@@ -669,7 +671,7 @@
                 <w:noProof/>
                 <w:webHidden/>
               </w:rPr>
-              <w:t>10</w:t>
+              <w:t>11</w:t>
             </w:r>
             <w:r>
               <w:rPr>
@@ -692,7 +694,7 @@
               <w:lang w:eastAsia="es-ES"/>
             </w:rPr>
           </w:pPr>
-          <w:hyperlink w:anchor="_Toc242273483" w:history="1">
+          <w:hyperlink w:anchor="_Toc242296927" w:history="1">
             <w:r>
               <w:rPr>
                 <w:rStyle w:val="Hipervnculo"/>
@@ -719,7 +721,7 @@
                 <w:noProof/>
                 <w:webHidden/>
               </w:rPr>
-              <w:instrText xml:space="preserve"> PAGEREF _Toc242273483 \h </w:instrText>
+              <w:instrText xml:space="preserve"> PAGEREF _Toc242296927 \h </w:instrText>
             </w:r>
             <w:r>
               <w:rPr>
@@ -739,7 +741,7 @@
                 <w:noProof/>
                 <w:webHidden/>
               </w:rPr>
-              <w:t>11</w:t>
+              <w:t>12</w:t>
             </w:r>
             <w:r>
               <w:rPr>
@@ -762,7 +764,7 @@
               <w:lang w:eastAsia="es-ES"/>
             </w:rPr>
           </w:pPr>
-          <w:hyperlink w:anchor="_Toc242273484" w:history="1">
+          <w:hyperlink w:anchor="_Toc242296928" w:history="1">
             <w:r>
               <w:rPr>
                 <w:rStyle w:val="Hipervnculo"/>
@@ -789,7 +791,7 @@
                 <w:noProof/>
                 <w:webHidden/>
               </w:rPr>
-              <w:instrText xml:space="preserve"> PAGEREF _Toc242273484 \h </w:instrText>
+              <w:instrText xml:space="preserve"> PAGEREF _Toc242296928 \h </w:instrText>
             </w:r>
             <w:r>
               <w:rPr>
@@ -809,7 +811,7 @@
                 <w:noProof/>
                 <w:webHidden/>
               </w:rPr>
-              <w:t>12</w:t>
+              <w:t>13</w:t>
             </w:r>
             <w:r>
               <w:rPr>
@@ -832,7 +834,7 @@
               <w:lang w:eastAsia="es-ES"/>
             </w:rPr>
           </w:pPr>
-          <w:hyperlink w:anchor="_Toc242273485" w:history="1">
+          <w:hyperlink w:anchor="_Toc242296929" w:history="1">
             <w:r>
               <w:rPr>
                 <w:rStyle w:val="Hipervnculo"/>
@@ -859,7 +861,7 @@
                 <w:noProof/>
                 <w:webHidden/>
               </w:rPr>
-              <w:instrText xml:space="preserve"> PAGEREF _Toc242273485 \h </w:instrText>
+              <w:instrText xml:space="preserve"> PAGEREF _Toc242296929 \h </w:instrText>
             </w:r>
             <w:r>
               <w:rPr>
@@ -879,7 +881,7 @@
                 <w:noProof/>
                 <w:webHidden/>
               </w:rPr>
-              <w:t>12</w:t>
+              <w:t>13</w:t>
             </w:r>
             <w:r>
               <w:rPr>
@@ -902,7 +904,7 @@
               <w:lang w:eastAsia="es-ES"/>
             </w:rPr>
           </w:pPr>
-          <w:hyperlink w:anchor="_Toc242273486" w:history="1">
+          <w:hyperlink w:anchor="_Toc242296930" w:history="1">
             <w:r>
               <w:rPr>
                 <w:rStyle w:val="Hipervnculo"/>
@@ -929,7 +931,7 @@
                 <w:noProof/>
                 <w:webHidden/>
               </w:rPr>
-              <w:instrText xml:space="preserve"> PAGEREF _Toc242273486 \h </w:instrText>
+              <w:instrText xml:space="preserve"> PAGEREF _Toc242296930 \h </w:instrText>
             </w:r>
             <w:r>
               <w:rPr>
@@ -949,7 +951,7 @@
                 <w:noProof/>
                 <w:webHidden/>
               </w:rPr>
-              <w:t>13</w:t>
+              <w:t>14</w:t>
             </w:r>
             <w:r>
               <w:rPr>
@@ -972,7 +974,7 @@
               <w:lang w:eastAsia="es-ES"/>
             </w:rPr>
           </w:pPr>
-          <w:hyperlink w:anchor="_Toc242273487" w:history="1">
+          <w:hyperlink w:anchor="_Toc242296931" w:history="1">
             <w:r>
               <w:rPr>
                 <w:rStyle w:val="Hipervnculo"/>
@@ -999,7 +1001,7 @@
                 <w:noProof/>
                 <w:webHidden/>
               </w:rPr>
-              <w:instrText xml:space="preserve"> PAGEREF _Toc242273487 \h </w:instrText>
+              <w:instrText xml:space="preserve"> PAGEREF _Toc242296931 \h </w:instrText>
             </w:r>
             <w:r>
               <w:rPr>
@@ -1019,7 +1021,7 @@
                 <w:noProof/>
                 <w:webHidden/>
               </w:rPr>
-              <w:t>14</w:t>
+              <w:t>15</w:t>
             </w:r>
             <w:r>
               <w:rPr>
@@ -1042,7 +1044,7 @@
               <w:lang w:eastAsia="es-ES"/>
             </w:rPr>
           </w:pPr>
-          <w:hyperlink w:anchor="_Toc242273488" w:history="1">
+          <w:hyperlink w:anchor="_Toc242296932" w:history="1">
             <w:r>
               <w:rPr>
                 <w:rStyle w:val="Hipervnculo"/>
@@ -1069,7 +1071,7 @@
                 <w:noProof/>
                 <w:webHidden/>
               </w:rPr>
-              <w:instrText xml:space="preserve"> PAGEREF _Toc242273488 \h </w:instrText>
+              <w:instrText xml:space="preserve"> PAGEREF _Toc242296932 \h </w:instrText>
             </w:r>
             <w:r>
               <w:rPr>
@@ -1089,7 +1091,7 @@
                 <w:noProof/>
                 <w:webHidden/>
               </w:rPr>
-              <w:t>14</w:t>
+              <w:t>15</w:t>
             </w:r>
             <w:r>
               <w:rPr>
@@ -1112,7 +1114,7 @@
               <w:lang w:eastAsia="es-ES"/>
             </w:rPr>
           </w:pPr>
-          <w:hyperlink w:anchor="_Toc242273489" w:history="1">
+          <w:hyperlink w:anchor="_Toc242296933" w:history="1">
             <w:r>
               <w:rPr>
                 <w:rStyle w:val="Hipervnculo"/>
@@ -1139,7 +1141,7 @@
                 <w:noProof/>
                 <w:webHidden/>
               </w:rPr>
-              <w:instrText xml:space="preserve"> PAGEREF _Toc242273489 \h </w:instrText>
+              <w:instrText xml:space="preserve"> PAGEREF _Toc242296933 \h </w:instrText>
             </w:r>
             <w:r>
               <w:rPr>
@@ -1159,7 +1161,7 @@
                 <w:noProof/>
                 <w:webHidden/>
               </w:rPr>
-              <w:t>15</w:t>
+              <w:t>16</w:t>
             </w:r>
             <w:r>
               <w:rPr>
@@ -1182,7 +1184,7 @@
               <w:lang w:eastAsia="es-ES"/>
             </w:rPr>
           </w:pPr>
-          <w:hyperlink w:anchor="_Toc242273490" w:history="1">
+          <w:hyperlink w:anchor="_Toc242296934" w:history="1">
             <w:r>
               <w:rPr>
                 <w:rStyle w:val="Hipervnculo"/>
@@ -1209,7 +1211,7 @@
                 <w:noProof/>
                 <w:webHidden/>
               </w:rPr>
-              <w:instrText xml:space="preserve"> PAGEREF _Toc242273490 \h </w:instrText>
+              <w:instrText xml:space="preserve"> PAGEREF _Toc242296934 \h </w:instrText>
             </w:r>
             <w:r>
               <w:rPr>
@@ -1229,7 +1231,7 @@
                 <w:noProof/>
                 <w:webHidden/>
               </w:rPr>
-              <w:t>15</w:t>
+              <w:t>16</w:t>
             </w:r>
             <w:r>
               <w:rPr>
@@ -1252,20 +1254,83 @@
               <w:lang w:eastAsia="es-ES"/>
             </w:rPr>
           </w:pPr>
-          <w:hyperlink w:anchor="_Toc242273491" w:history="1">
+          <w:hyperlink w:anchor="_Toc242296935" w:history="1">
             <w:r>
               <w:rPr>
                 <w:rStyle w:val="Hipervnculo"/>
                 <w:noProof/>
               </w:rPr>
-              <w:t>Inde</w:t>
-            </w:r>
+              <w:t>Index</w:t>
+            </w:r>
+            <w:r>
+              <w:rPr>
+                <w:noProof/>
+                <w:webHidden/>
+              </w:rPr>
+              <w:tab/>
+            </w:r>
+            <w:r>
+              <w:rPr>
+                <w:noProof/>
+                <w:webHidden/>
+              </w:rPr>
+              <w:fldChar w:fldCharType="begin"/>
+            </w:r>
+            <w:r>
+              <w:rPr>
+                <w:noProof/>
+                <w:webHidden/>
+              </w:rPr>
+              <w:instrText xml:space="preserve"> PAGEREF _Toc242296935 \h </w:instrText>
+            </w:r>
+            <w:r>
+              <w:rPr>
+                <w:noProof/>
+                <w:webHidden/>
+              </w:rPr>
+            </w:r>
+            <w:r>
+              <w:rPr>
+                <w:noProof/>
+                <w:webHidden/>
+              </w:rPr>
+              <w:fldChar w:fldCharType="separate"/>
+            </w:r>
+            <w:r>
+              <w:rPr>
+                <w:noProof/>
+                <w:webHidden/>
+              </w:rPr>
+              <w:t>16</w:t>
+            </w:r>
+            <w:r>
+              <w:rPr>
+                <w:noProof/>
+                <w:webHidden/>
+              </w:rPr>
+              <w:fldChar w:fldCharType="end"/>
+            </w:r>
+          </w:hyperlink>
+        </w:p>
+        <w:p>
+          <w:pPr>
+            <w:pStyle w:val="TDC2"/>
+            <w:tabs>
+              <w:tab w:val="right" w:leader="dot" w:pos="8494"/>
+            </w:tabs>
+            <w:rPr>
+              <w:rFonts w:eastAsiaTheme="minorEastAsia"/>
+              <w:noProof/>
+              <w:lang w:eastAsia="es-ES"/>
+            </w:rPr>
+          </w:pPr>
+          <w:hyperlink w:anchor="_Toc242296936" w:history="1">
             <w:r>
               <w:rPr>
                 <w:rStyle w:val="Hipervnculo"/>
                 <w:noProof/>
               </w:rPr>
-              <w:t>x</w:t>
+              <w:t>Logical Reads</w:t>
             </w:r>
             <w:r>
               <w:rPr>
@@ -1286,7 +1351,7 @@
                 <w:noProof/>
                 <w:webHidden/>
               </w:rPr>
-              <w:instrText xml:space="preserve"> PAGEREF _Toc242273491 \h </w:instrText>
+              <w:instrText xml:space="preserve"> PAGEREF _Toc242296936 \h </w:instrText>
             </w:r>
             <w:r>
               <w:rPr>
@@ -1306,7 +1371,147 @@
                 <w:noProof/>
                 <w:webHidden/>
               </w:rPr>
-              <w:t>15</w:t>
+              <w:t>16</w:t>
+            </w:r>
+            <w:r>
+              <w:rPr>
+                <w:noProof/>
+                <w:webHidden/>
+              </w:rPr>
+              <w:fldChar w:fldCharType="end"/>
+            </w:r>
+          </w:hyperlink>
+        </w:p>
+        <w:p>
+          <w:pPr>
+            <w:pStyle w:val="TDC2"/>
+            <w:tabs>
+              <w:tab w:val="right" w:leader="dot" w:pos="8494"/>
+            </w:tabs>
+            <w:rPr>
+              <w:rFonts w:eastAsiaTheme="minorEastAsia"/>
+              <w:noProof/>
+              <w:lang w:eastAsia="es-ES"/>
+            </w:rPr>
+          </w:pPr>
+          <w:hyperlink w:anchor="_Toc242296937" w:history="1">
+            <w:r>
+              <w:rPr>
+                <w:rStyle w:val="Hipervnculo"/>
+                <w:noProof/>
+              </w:rPr>
+              <w:t>Create Cover Index</w:t>
+            </w:r>
+            <w:r>
+              <w:rPr>
+                <w:noProof/>
+                <w:webHidden/>
+              </w:rPr>
+              <w:tab/>
+            </w:r>
+            <w:r>
+              <w:rPr>
+                <w:noProof/>
+                <w:webHidden/>
+              </w:rPr>
+              <w:fldChar w:fldCharType="begin"/>
+            </w:r>
+            <w:r>
+              <w:rPr>
+                <w:noProof/>
+                <w:webHidden/>
+              </w:rPr>
+              <w:instrText xml:space="preserve"> PAGEREF _Toc242296937 \h </w:instrText>
+            </w:r>
+            <w:r>
+              <w:rPr>
+                <w:noProof/>
+                <w:webHidden/>
+              </w:rPr>
+            </w:r>
+            <w:r>
+              <w:rPr>
+                <w:noProof/>
+                <w:webHidden/>
+              </w:rPr>
+              <w:fldChar w:fldCharType="separate"/>
+            </w:r>
+            <w:r>
+              <w:rPr>
+                <w:noProof/>
+                <w:webHidden/>
+              </w:rPr>
+              <w:t>16</w:t>
+            </w:r>
+            <w:r>
+              <w:rPr>
+                <w:noProof/>
+                <w:webHidden/>
+              </w:rPr>
+              <w:fldChar w:fldCharType="end"/>
+            </w:r>
+          </w:hyperlink>
+        </w:p>
+        <w:p>
+          <w:pPr>
+            <w:pStyle w:val="TDC2"/>
+            <w:tabs>
+              <w:tab w:val="right" w:leader="dot" w:pos="8494"/>
+            </w:tabs>
+            <w:rPr>
+              <w:rFonts w:eastAsiaTheme="minorEastAsia"/>
+              <w:noProof/>
+              <w:lang w:eastAsia="es-ES"/>
+            </w:rPr>
+          </w:pPr>
+          <w:hyperlink w:anchor="_Toc242296938" w:history="1">
+            <w:r>
+              <w:rPr>
+                <w:rStyle w:val="Hipervnculo"/>
+                <w:noProof/>
+              </w:rPr>
+              <w:t>Index Seek</w:t>
+            </w:r>
+            <w:r>
+              <w:rPr>
+                <w:noProof/>
+                <w:webHidden/>
+              </w:rPr>
+              <w:tab/>
+            </w:r>
+            <w:r>
+              <w:rPr>
+                <w:noProof/>
+                <w:webHidden/>
+              </w:rPr>
+              <w:fldChar w:fldCharType="begin"/>
+            </w:r>
+            <w:r>
+              <w:rPr>
+                <w:noProof/>
+                <w:webHidden/>
+              </w:rPr>
+              <w:instrText xml:space="preserve"> PAGEREF _Toc242296938 \h </w:instrText>
+            </w:r>
+            <w:r>
+              <w:rPr>
+                <w:noProof/>
+                <w:webHidden/>
+              </w:rPr>
+            </w:r>
+            <w:r>
+              <w:rPr>
+                <w:noProof/>
+                <w:webHidden/>
+              </w:rPr>
+              <w:fldChar w:fldCharType="separate"/>
+            </w:r>
+            <w:r>
+              <w:rPr>
+                <w:noProof/>
+                <w:webHidden/>
+              </w:rPr>
+              <w:t>17</w:t>
             </w:r>
             <w:r>
               <w:rPr>
@@ -1329,7 +1534,7 @@
               <w:lang w:eastAsia="es-ES"/>
             </w:rPr>
           </w:pPr>
-          <w:hyperlink w:anchor="_Toc242273492" w:history="1">
+          <w:hyperlink w:anchor="_Toc242296939" w:history="1">
             <w:r>
               <w:rPr>
                 <w:rStyle w:val="Hipervnculo"/>
@@ -1356,7 +1561,7 @@
                 <w:noProof/>
                 <w:webHidden/>
               </w:rPr>
-              <w:instrText xml:space="preserve"> PAGEREF _Toc242273492 \h </w:instrText>
+              <w:instrText xml:space="preserve"> PAGEREF _Toc242296939 \h </w:instrText>
             </w:r>
             <w:r>
               <w:rPr>
@@ -1376,7 +1581,217 @@
                 <w:noProof/>
                 <w:webHidden/>
               </w:rPr>
-              <w:t>15</w:t>
+              <w:t>17</w:t>
+            </w:r>
+            <w:r>
+              <w:rPr>
+                <w:noProof/>
+                <w:webHidden/>
+              </w:rPr>
+              <w:fldChar w:fldCharType="end"/>
+            </w:r>
+          </w:hyperlink>
+        </w:p>
+        <w:p>
+          <w:pPr>
+            <w:pStyle w:val="TDC2"/>
+            <w:tabs>
+              <w:tab w:val="right" w:leader="dot" w:pos="8494"/>
+            </w:tabs>
+            <w:rPr>
+              <w:rFonts w:eastAsiaTheme="minorEastAsia"/>
+              <w:noProof/>
+              <w:lang w:eastAsia="es-ES"/>
+            </w:rPr>
+          </w:pPr>
+          <w:hyperlink w:anchor="_Toc242296940" w:history="1">
+            <w:r>
+              <w:rPr>
+                <w:rStyle w:val="Hipervnculo"/>
+                <w:noProof/>
+              </w:rPr>
+              <w:t>CPU Time</w:t>
+            </w:r>
+            <w:r>
+              <w:rPr>
+                <w:noProof/>
+                <w:webHidden/>
+              </w:rPr>
+              <w:tab/>
+            </w:r>
+            <w:r>
+              <w:rPr>
+                <w:noProof/>
+                <w:webHidden/>
+              </w:rPr>
+              <w:fldChar w:fldCharType="begin"/>
+            </w:r>
+            <w:r>
+              <w:rPr>
+                <w:noProof/>
+                <w:webHidden/>
+              </w:rPr>
+              <w:instrText xml:space="preserve"> PAGEREF _Toc242296940 \h </w:instrText>
+            </w:r>
+            <w:r>
+              <w:rPr>
+                <w:noProof/>
+                <w:webHidden/>
+              </w:rPr>
+            </w:r>
+            <w:r>
+              <w:rPr>
+                <w:noProof/>
+                <w:webHidden/>
+              </w:rPr>
+              <w:fldChar w:fldCharType="separate"/>
+            </w:r>
+            <w:r>
+              <w:rPr>
+                <w:noProof/>
+                <w:webHidden/>
+              </w:rPr>
+              <w:t>17</w:t>
+            </w:r>
+            <w:r>
+              <w:rPr>
+                <w:noProof/>
+                <w:webHidden/>
+              </w:rPr>
+              <w:fldChar w:fldCharType="end"/>
+            </w:r>
+          </w:hyperlink>
+        </w:p>
+        <w:p>
+          <w:pPr>
+            <w:pStyle w:val="TDC2"/>
+            <w:tabs>
+              <w:tab w:val="right" w:leader="dot" w:pos="8494"/>
+            </w:tabs>
+            <w:rPr>
+              <w:rFonts w:eastAsiaTheme="minorEastAsia"/>
+              <w:noProof/>
+              <w:lang w:eastAsia="es-ES"/>
+            </w:rPr>
+          </w:pPr>
+          <w:hyperlink w:anchor="_Toc242296941" w:history="1">
+            <w:r>
+              <w:rPr>
+                <w:rStyle w:val="Hipervnculo"/>
+                <w:noProof/>
+              </w:rPr>
+              <w:t>5 Tablas</w:t>
+            </w:r>
+            <w:r>
+              <w:rPr>
+                <w:noProof/>
+                <w:webHidden/>
+              </w:rPr>
+              <w:tab/>
+            </w:r>
+            <w:r>
+              <w:rPr>
+                <w:noProof/>
+                <w:webHidden/>
+              </w:rPr>
+              <w:fldChar w:fldCharType="begin"/>
+            </w:r>
+            <w:r>
+              <w:rPr>
+                <w:noProof/>
+                <w:webHidden/>
+              </w:rPr>
+              <w:instrText xml:space="preserve"> PAGEREF _Toc242296941 \h </w:instrText>
+            </w:r>
+            <w:r>
+              <w:rPr>
+                <w:noProof/>
+                <w:webHidden/>
+              </w:rPr>
+            </w:r>
+            <w:r>
+              <w:rPr>
+                <w:noProof/>
+                <w:webHidden/>
+              </w:rPr>
+              <w:fldChar w:fldCharType="separate"/>
+            </w:r>
+            <w:r>
+              <w:rPr>
+                <w:noProof/>
+                <w:webHidden/>
+              </w:rPr>
+              <w:t>18</w:t>
+            </w:r>
+            <w:r>
+              <w:rPr>
+                <w:noProof/>
+                <w:webHidden/>
+              </w:rPr>
+              <w:fldChar w:fldCharType="end"/>
+            </w:r>
+          </w:hyperlink>
+        </w:p>
+        <w:p>
+          <w:pPr>
+            <w:pStyle w:val="TDC2"/>
+            <w:tabs>
+              <w:tab w:val="right" w:leader="dot" w:pos="8494"/>
+            </w:tabs>
+            <w:rPr>
+              <w:rFonts w:eastAsiaTheme="minorEastAsia"/>
+              <w:noProof/>
+              <w:lang w:eastAsia="es-ES"/>
+            </w:rPr>
+          </w:pPr>
+          <w:hyperlink w:anchor="_Toc242296942" w:history="1">
+            <w:r>
+              <w:rPr>
+                <w:rStyle w:val="Hipervnculo"/>
+                <w:noProof/>
+              </w:rPr>
+              <w:t>Optimizer Recommendation</w:t>
+            </w:r>
+            <w:r>
+              <w:rPr>
+                <w:noProof/>
+                <w:webHidden/>
+              </w:rPr>
+              <w:tab/>
+            </w:r>
+            <w:r>
+              <w:rPr>
+                <w:noProof/>
+                <w:webHidden/>
+              </w:rPr>
+              <w:fldChar w:fldCharType="begin"/>
+            </w:r>
+            <w:r>
+              <w:rPr>
+                <w:noProof/>
+                <w:webHidden/>
+              </w:rPr>
+              <w:instrText xml:space="preserve"> PAGEREF _Toc242296942 \h </w:instrText>
+            </w:r>
+            <w:r>
+              <w:rPr>
+                <w:noProof/>
+                <w:webHidden/>
+              </w:rPr>
+            </w:r>
+            <w:r>
+              <w:rPr>
+                <w:noProof/>
+                <w:webHidden/>
+              </w:rPr>
+              <w:fldChar w:fldCharType="separate"/>
+            </w:r>
+            <w:r>
+              <w:rPr>
+                <w:noProof/>
+                <w:webHidden/>
+              </w:rPr>
+              <w:t>19</w:t>
             </w:r>
             <w:r>
               <w:rPr>
@@ -1399,7 +1814,7 @@
               <w:lang w:eastAsia="es-ES"/>
             </w:rPr>
           </w:pPr>
-          <w:hyperlink w:anchor="_Toc242273493" w:history="1">
+          <w:hyperlink w:anchor="_Toc242296943" w:history="1">
             <w:r>
               <w:rPr>
                 <w:rStyle w:val="Hipervnculo"/>
@@ -1426,7 +1841,7 @@
                 <w:noProof/>
                 <w:webHidden/>
               </w:rPr>
-              <w:instrText xml:space="preserve"> PAGEREF _Toc242273493 \h </w:instrText>
+              <w:instrText xml:space="preserve"> PAGEREF _Toc242296943 \h </w:instrText>
             </w:r>
             <w:r>
               <w:rPr>
@@ -1446,7 +1861,357 @@
                 <w:noProof/>
                 <w:webHidden/>
               </w:rPr>
-              <w:t>15</w:t>
+              <w:t>20</w:t>
+            </w:r>
+            <w:r>
+              <w:rPr>
+                <w:noProof/>
+                <w:webHidden/>
+              </w:rPr>
+              <w:fldChar w:fldCharType="end"/>
+            </w:r>
+          </w:hyperlink>
+        </w:p>
+        <w:p>
+          <w:pPr>
+            <w:pStyle w:val="TDC2"/>
+            <w:tabs>
+              <w:tab w:val="right" w:leader="dot" w:pos="8494"/>
+            </w:tabs>
+            <w:rPr>
+              <w:rFonts w:eastAsiaTheme="minorEastAsia"/>
+              <w:noProof/>
+              <w:lang w:eastAsia="es-ES"/>
+            </w:rPr>
+          </w:pPr>
+          <w:hyperlink w:anchor="_Toc242296944" w:history="1">
+            <w:r>
+              <w:rPr>
+                <w:rStyle w:val="Hipervnculo"/>
+                <w:noProof/>
+              </w:rPr>
+              <w:t>Set up regression</w:t>
+            </w:r>
+            <w:r>
+              <w:rPr>
+                <w:noProof/>
+                <w:webHidden/>
+              </w:rPr>
+              <w:tab/>
+            </w:r>
+            <w:r>
+              <w:rPr>
+                <w:noProof/>
+                <w:webHidden/>
+              </w:rPr>
+              <w:fldChar w:fldCharType="begin"/>
+            </w:r>
+            <w:r>
+              <w:rPr>
+                <w:noProof/>
+                <w:webHidden/>
+              </w:rPr>
+              <w:instrText xml:space="preserve"> PAGEREF _Toc242296944 \h </w:instrText>
+            </w:r>
+            <w:r>
+              <w:rPr>
+                <w:noProof/>
+                <w:webHidden/>
+              </w:rPr>
+            </w:r>
+            <w:r>
+              <w:rPr>
+                <w:noProof/>
+                <w:webHidden/>
+              </w:rPr>
+              <w:fldChar w:fldCharType="separate"/>
+            </w:r>
+            <w:r>
+              <w:rPr>
+                <w:noProof/>
+                <w:webHidden/>
+              </w:rPr>
+              <w:t>20</w:t>
+            </w:r>
+            <w:r>
+              <w:rPr>
+                <w:noProof/>
+                <w:webHidden/>
+              </w:rPr>
+              <w:fldChar w:fldCharType="end"/>
+            </w:r>
+          </w:hyperlink>
+        </w:p>
+        <w:p>
+          <w:pPr>
+            <w:pStyle w:val="TDC2"/>
+            <w:tabs>
+              <w:tab w:val="right" w:leader="dot" w:pos="8494"/>
+            </w:tabs>
+            <w:rPr>
+              <w:rFonts w:eastAsiaTheme="minorEastAsia"/>
+              <w:noProof/>
+              <w:lang w:eastAsia="es-ES"/>
+            </w:rPr>
+          </w:pPr>
+          <w:hyperlink w:anchor="_Toc242296945" w:history="1">
+            <w:r>
+              <w:rPr>
+                <w:rStyle w:val="Hipervnculo"/>
+                <w:noProof/>
+              </w:rPr>
+              <w:t>Cause Regression</w:t>
+            </w:r>
+            <w:r>
+              <w:rPr>
+                <w:noProof/>
+                <w:webHidden/>
+              </w:rPr>
+              <w:tab/>
+            </w:r>
+            <w:r>
+              <w:rPr>
+                <w:noProof/>
+                <w:webHidden/>
+              </w:rPr>
+              <w:fldChar w:fldCharType="begin"/>
+            </w:r>
+            <w:r>
+              <w:rPr>
+                <w:noProof/>
+                <w:webHidden/>
+              </w:rPr>
+              <w:instrText xml:space="preserve"> PAGEREF _Toc242296945 \h </w:instrText>
+            </w:r>
+            <w:r>
+              <w:rPr>
+                <w:noProof/>
+                <w:webHidden/>
+              </w:rPr>
+            </w:r>
+            <w:r>
+              <w:rPr>
+                <w:noProof/>
+                <w:webHidden/>
+              </w:rPr>
+              <w:fldChar w:fldCharType="separate"/>
+            </w:r>
+            <w:r>
+              <w:rPr>
+                <w:noProof/>
+                <w:webHidden/>
+              </w:rPr>
+              <w:t>21</w:t>
+            </w:r>
+            <w:r>
+              <w:rPr>
+                <w:noProof/>
+                <w:webHidden/>
+              </w:rPr>
+              <w:fldChar w:fldCharType="end"/>
+            </w:r>
+          </w:hyperlink>
+        </w:p>
+        <w:p>
+          <w:pPr>
+            <w:pStyle w:val="TDC2"/>
+            <w:tabs>
+              <w:tab w:val="right" w:leader="dot" w:pos="8494"/>
+            </w:tabs>
+            <w:rPr>
+              <w:rFonts w:eastAsiaTheme="minorEastAsia"/>
+              <w:noProof/>
+              <w:lang w:eastAsia="es-ES"/>
+            </w:rPr>
+          </w:pPr>
+          <w:hyperlink w:anchor="_Toc242296946" w:history="1">
+            <w:r>
+              <w:rPr>
+                <w:rStyle w:val="Hipervnculo"/>
+                <w:noProof/>
+              </w:rPr>
+              <w:t>Query Store GUI</w:t>
+            </w:r>
+            <w:r>
+              <w:rPr>
+                <w:noProof/>
+                <w:webHidden/>
+              </w:rPr>
+              <w:tab/>
+            </w:r>
+            <w:r>
+              <w:rPr>
+                <w:noProof/>
+                <w:webHidden/>
+              </w:rPr>
+              <w:fldChar w:fldCharType="begin"/>
+            </w:r>
+            <w:r>
+              <w:rPr>
+                <w:noProof/>
+                <w:webHidden/>
+              </w:rPr>
+              <w:instrText xml:space="preserve"> PAGEREF _Toc242296946 \h </w:instrText>
+            </w:r>
+            <w:r>
+              <w:rPr>
+                <w:noProof/>
+                <w:webHidden/>
+              </w:rPr>
+            </w:r>
+            <w:r>
+              <w:rPr>
+                <w:noProof/>
+                <w:webHidden/>
+              </w:rPr>
+              <w:fldChar w:fldCharType="separate"/>
+            </w:r>
+            <w:r>
+              <w:rPr>
+                <w:noProof/>
+                <w:webHidden/>
+              </w:rPr>
+              <w:t>21</w:t>
+            </w:r>
+            <w:r>
+              <w:rPr>
+                <w:noProof/>
+                <w:webHidden/>
+              </w:rPr>
+              <w:fldChar w:fldCharType="end"/>
+            </w:r>
+          </w:hyperlink>
+        </w:p>
+        <w:p>
+          <w:pPr>
+            <w:pStyle w:val="TDC2"/>
+            <w:tabs>
+              <w:tab w:val="right" w:leader="dot" w:pos="8494"/>
+            </w:tabs>
+            <w:rPr>
+              <w:rFonts w:eastAsiaTheme="minorEastAsia"/>
+              <w:noProof/>
+              <w:lang w:eastAsia="es-ES"/>
+            </w:rPr>
+          </w:pPr>
+          <w:hyperlink w:anchor="_Toc242296947" w:history="1">
+            <w:r>
+              <w:rPr>
+                <w:rStyle w:val="Hipervnculo"/>
+                <w:noProof/>
+              </w:rPr>
+              <w:t>Forzar Plan</w:t>
+            </w:r>
+            <w:r>
+              <w:rPr>
+                <w:noProof/>
+                <w:webHidden/>
+              </w:rPr>
+              <w:tab/>
+            </w:r>
+            <w:r>
+              <w:rPr>
+                <w:noProof/>
+                <w:webHidden/>
+              </w:rPr>
+              <w:fldChar w:fldCharType="begin"/>
+            </w:r>
+            <w:r>
+              <w:rPr>
+                <w:noProof/>
+                <w:webHidden/>
+              </w:rPr>
+              <w:instrText xml:space="preserve"> PAGEREF _Toc242296947 \h </w:instrText>
+            </w:r>
+            <w:r>
+              <w:rPr>
+                <w:noProof/>
+                <w:webHidden/>
+              </w:rPr>
+            </w:r>
+            <w:r>
+              <w:rPr>
+                <w:noProof/>
+                <w:webHidden/>
+              </w:rPr>
+              <w:fldChar w:fldCharType="separate"/>
+            </w:r>
+            <w:r>
+              <w:rPr>
+                <w:noProof/>
+                <w:webHidden/>
+              </w:rPr>
+              <w:t>22</w:t>
+            </w:r>
+            <w:r>
+              <w:rPr>
+                <w:noProof/>
+                <w:webHidden/>
+              </w:rPr>
+              <w:fldChar w:fldCharType="end"/>
+            </w:r>
+          </w:hyperlink>
+        </w:p>
+        <w:p>
+          <w:pPr>
+            <w:pStyle w:val="TDC2"/>
+            <w:tabs>
+              <w:tab w:val="right" w:leader="dot" w:pos="8494"/>
+            </w:tabs>
+            <w:rPr>
+              <w:rFonts w:eastAsiaTheme="minorEastAsia"/>
+              <w:noProof/>
+              <w:lang w:eastAsia="es-ES"/>
+            </w:rPr>
+          </w:pPr>
+          <w:hyperlink w:anchor="_Toc242296948" w:history="1">
+            <w:r>
+              <w:rPr>
+                <w:rStyle w:val="Hipervnculo"/>
+                <w:noProof/>
+              </w:rPr>
+              <w:t>Verify plan forcing</w:t>
+            </w:r>
+            <w:r>
+              <w:rPr>
+                <w:noProof/>
+                <w:webHidden/>
+              </w:rPr>
+              <w:tab/>
+            </w:r>
+            <w:r>
+              <w:rPr>
+                <w:noProof/>
+                <w:webHidden/>
+              </w:rPr>
+              <w:fldChar w:fldCharType="begin"/>
+            </w:r>
+            <w:r>
+              <w:rPr>
+                <w:noProof/>
+                <w:webHidden/>
+              </w:rPr>
+              <w:instrText xml:space="preserve"> PAGEREF _Toc242296948 \h </w:instrText>
+            </w:r>
+            <w:r>
+              <w:rPr>
+                <w:noProof/>
+                <w:webHidden/>
+              </w:rPr>
+            </w:r>
+            <w:r>
+              <w:rPr>
+                <w:noProof/>
+                <w:webHidden/>
+              </w:rPr>
+              <w:fldChar w:fldCharType="separate"/>
+            </w:r>
+            <w:r>
+              <w:rPr>
+                <w:noProof/>
+                <w:webHidden/>
+              </w:rPr>
+              <w:t>23</w:t>
             </w:r>
             <w:r>
               <w:rPr>
@@ -1469,13 +2234,13 @@
               <w:lang w:eastAsia="es-ES"/>
             </w:rPr>
           </w:pPr>
-          <w:hyperlink w:anchor="_Toc242273494" w:history="1">
+          <w:hyperlink w:anchor="_Toc242296949" w:history="1">
             <w:r>
               <w:rPr>
                 <w:rStyle w:val="Hipervnculo"/>
                 <w:noProof/>
               </w:rPr>
-              <w:t>Store</w:t>
+              <w:t>Apply a Query Store hint</w:t>
             </w:r>
             <w:r>
               <w:rPr>
@@ -1496,7 +2261,7 @@
                 <w:noProof/>
                 <w:webHidden/>
               </w:rPr>
-              <w:instrText xml:space="preserve"> PAGEREF _Toc242273494 \h </w:instrText>
+              <w:instrText xml:space="preserve"> PAGEREF _Toc242296949 \h </w:instrText>
             </w:r>
             <w:r>
               <w:rPr>
@@ -1516,7 +2281,357 @@
                 <w:noProof/>
                 <w:webHidden/>
               </w:rPr>
-              <w:t>15</w:t>
+              <w:t>24</w:t>
+            </w:r>
+            <w:r>
+              <w:rPr>
+                <w:noProof/>
+                <w:webHidden/>
+              </w:rPr>
+              <w:fldChar w:fldCharType="end"/>
+            </w:r>
+          </w:hyperlink>
+        </w:p>
+        <w:p>
+          <w:pPr>
+            <w:pStyle w:val="TDC2"/>
+            <w:tabs>
+              <w:tab w:val="right" w:leader="dot" w:pos="8494"/>
+            </w:tabs>
+            <w:rPr>
+              <w:rFonts w:eastAsiaTheme="minorEastAsia"/>
+              <w:noProof/>
+              <w:lang w:eastAsia="es-ES"/>
+            </w:rPr>
+          </w:pPr>
+          <w:hyperlink w:anchor="_Toc242296950" w:history="1">
+            <w:r>
+              <w:rPr>
+                <w:rStyle w:val="Hipervnculo"/>
+                <w:noProof/>
+              </w:rPr>
+              <w:t>Partitions Query</w:t>
+            </w:r>
+            <w:r>
+              <w:rPr>
+                <w:noProof/>
+                <w:webHidden/>
+              </w:rPr>
+              <w:tab/>
+            </w:r>
+            <w:r>
+              <w:rPr>
+                <w:noProof/>
+                <w:webHidden/>
+              </w:rPr>
+              <w:fldChar w:fldCharType="begin"/>
+            </w:r>
+            <w:r>
+              <w:rPr>
+                <w:noProof/>
+                <w:webHidden/>
+              </w:rPr>
+              <w:instrText xml:space="preserve"> PAGEREF _Toc242296950 \h </w:instrText>
+            </w:r>
+            <w:r>
+              <w:rPr>
+                <w:noProof/>
+                <w:webHidden/>
+              </w:rPr>
+            </w:r>
+            <w:r>
+              <w:rPr>
+                <w:noProof/>
+                <w:webHidden/>
+              </w:rPr>
+              <w:fldChar w:fldCharType="separate"/>
+            </w:r>
+            <w:r>
+              <w:rPr>
+                <w:noProof/>
+                <w:webHidden/>
+              </w:rPr>
+              <w:t>24</w:t>
+            </w:r>
+            <w:r>
+              <w:rPr>
+                <w:noProof/>
+                <w:webHidden/>
+              </w:rPr>
+              <w:fldChar w:fldCharType="end"/>
+            </w:r>
+          </w:hyperlink>
+        </w:p>
+        <w:p>
+          <w:pPr>
+            <w:pStyle w:val="TDC2"/>
+            <w:tabs>
+              <w:tab w:val="right" w:leader="dot" w:pos="8494"/>
+            </w:tabs>
+            <w:rPr>
+              <w:rFonts w:eastAsiaTheme="minorEastAsia"/>
+              <w:noProof/>
+              <w:lang w:eastAsia="es-ES"/>
+            </w:rPr>
+          </w:pPr>
+          <w:hyperlink w:anchor="_Toc242296951" w:history="1">
+            <w:r>
+              <w:rPr>
+                <w:rStyle w:val="Hipervnculo"/>
+                <w:noProof/>
+              </w:rPr>
+              <w:t>Query Store Hint Plan</w:t>
+            </w:r>
+            <w:r>
+              <w:rPr>
+                <w:noProof/>
+                <w:webHidden/>
+              </w:rPr>
+              <w:tab/>
+            </w:r>
+            <w:r>
+              <w:rPr>
+                <w:noProof/>
+                <w:webHidden/>
+              </w:rPr>
+              <w:fldChar w:fldCharType="begin"/>
+            </w:r>
+            <w:r>
+              <w:rPr>
+                <w:noProof/>
+                <w:webHidden/>
+              </w:rPr>
+              <w:instrText xml:space="preserve"> PAGEREF _Toc242296951 \h </w:instrText>
+            </w:r>
+            <w:r>
+              <w:rPr>
+                <w:noProof/>
+                <w:webHidden/>
+              </w:rPr>
+            </w:r>
+            <w:r>
+              <w:rPr>
+                <w:noProof/>
+                <w:webHidden/>
+              </w:rPr>
+              <w:fldChar w:fldCharType="separate"/>
+            </w:r>
+            <w:r>
+              <w:rPr>
+                <w:noProof/>
+                <w:webHidden/>
+              </w:rPr>
+              <w:t>24</w:t>
+            </w:r>
+            <w:r>
+              <w:rPr>
+                <w:noProof/>
+                <w:webHidden/>
+              </w:rPr>
+              <w:fldChar w:fldCharType="end"/>
+            </w:r>
+          </w:hyperlink>
+        </w:p>
+        <w:p>
+          <w:pPr>
+            <w:pStyle w:val="TDC2"/>
+            <w:tabs>
+              <w:tab w:val="right" w:leader="dot" w:pos="8494"/>
+            </w:tabs>
+            <w:rPr>
+              <w:rFonts w:eastAsiaTheme="minorEastAsia"/>
+              <w:noProof/>
+              <w:lang w:eastAsia="es-ES"/>
+            </w:rPr>
+          </w:pPr>
+          <w:hyperlink w:anchor="_Toc242296952" w:history="1">
+            <w:r>
+              <w:rPr>
+                <w:rStyle w:val="Hipervnculo"/>
+                <w:noProof/>
+              </w:rPr>
+              <w:t>Find Query_id</w:t>
+            </w:r>
+            <w:r>
+              <w:rPr>
+                <w:noProof/>
+                <w:webHidden/>
+              </w:rPr>
+              <w:tab/>
+            </w:r>
+            <w:r>
+              <w:rPr>
+                <w:noProof/>
+                <w:webHidden/>
+              </w:rPr>
+              <w:fldChar w:fldCharType="begin"/>
+            </w:r>
+            <w:r>
+              <w:rPr>
+                <w:noProof/>
+                <w:webHidden/>
+              </w:rPr>
+              <w:instrText xml:space="preserve"> PAGEREF _Toc242296952 \h </w:instrText>
+            </w:r>
+            <w:r>
+              <w:rPr>
+                <w:noProof/>
+                <w:webHidden/>
+              </w:rPr>
+            </w:r>
+            <w:r>
+              <w:rPr>
+                <w:noProof/>
+                <w:webHidden/>
+              </w:rPr>
+              <w:fldChar w:fldCharType="separate"/>
+            </w:r>
+            <w:r>
+              <w:rPr>
+                <w:noProof/>
+                <w:webHidden/>
+              </w:rPr>
+              <w:t>25</w:t>
+            </w:r>
+            <w:r>
+              <w:rPr>
+                <w:noProof/>
+                <w:webHidden/>
+              </w:rPr>
+              <w:fldChar w:fldCharType="end"/>
+            </w:r>
+          </w:hyperlink>
+        </w:p>
+        <w:p>
+          <w:pPr>
+            <w:pStyle w:val="TDC2"/>
+            <w:tabs>
+              <w:tab w:val="right" w:leader="dot" w:pos="8494"/>
+            </w:tabs>
+            <w:rPr>
+              <w:rFonts w:eastAsiaTheme="minorEastAsia"/>
+              <w:noProof/>
+              <w:lang w:eastAsia="es-ES"/>
+            </w:rPr>
+          </w:pPr>
+          <w:hyperlink w:anchor="_Toc242296953" w:history="1">
+            <w:r>
+              <w:rPr>
+                <w:rStyle w:val="Hipervnculo"/>
+                <w:noProof/>
+              </w:rPr>
+              <w:t>Aply MAXDROP</w:t>
+            </w:r>
+            <w:r>
+              <w:rPr>
+                <w:noProof/>
+                <w:webHidden/>
+              </w:rPr>
+              <w:tab/>
+            </w:r>
+            <w:r>
+              <w:rPr>
+                <w:noProof/>
+                <w:webHidden/>
+              </w:rPr>
+              <w:fldChar w:fldCharType="begin"/>
+            </w:r>
+            <w:r>
+              <w:rPr>
+                <w:noProof/>
+                <w:webHidden/>
+              </w:rPr>
+              <w:instrText xml:space="preserve"> PAGEREF _Toc242296953 \h </w:instrText>
+            </w:r>
+            <w:r>
+              <w:rPr>
+                <w:noProof/>
+                <w:webHidden/>
+              </w:rPr>
+            </w:r>
+            <w:r>
+              <w:rPr>
+                <w:noProof/>
+                <w:webHidden/>
+              </w:rPr>
+              <w:fldChar w:fldCharType="separate"/>
+            </w:r>
+            <w:r>
+              <w:rPr>
+                <w:noProof/>
+                <w:webHidden/>
+              </w:rPr>
+              <w:t>26</w:t>
+            </w:r>
+            <w:r>
+              <w:rPr>
+                <w:noProof/>
+                <w:webHidden/>
+              </w:rPr>
+              <w:fldChar w:fldCharType="end"/>
+            </w:r>
+          </w:hyperlink>
+        </w:p>
+        <w:p>
+          <w:pPr>
+            <w:pStyle w:val="TDC2"/>
+            <w:tabs>
+              <w:tab w:val="right" w:leader="dot" w:pos="8494"/>
+            </w:tabs>
+            <w:rPr>
+              <w:rFonts w:eastAsiaTheme="minorEastAsia"/>
+              <w:noProof/>
+              <w:lang w:eastAsia="es-ES"/>
+            </w:rPr>
+          </w:pPr>
+          <w:hyperlink w:anchor="_Toc242296954" w:history="1">
+            <w:r>
+              <w:rPr>
+                <w:rStyle w:val="Hipervnculo"/>
+                <w:noProof/>
+              </w:rPr>
+              <w:t>Clear Hint</w:t>
+            </w:r>
+            <w:r>
+              <w:rPr>
+                <w:noProof/>
+                <w:webHidden/>
+              </w:rPr>
+              <w:tab/>
+            </w:r>
+            <w:r>
+              <w:rPr>
+                <w:noProof/>
+                <w:webHidden/>
+              </w:rPr>
+              <w:fldChar w:fldCharType="begin"/>
+            </w:r>
+            <w:r>
+              <w:rPr>
+                <w:noProof/>
+                <w:webHidden/>
+              </w:rPr>
+              <w:instrText xml:space="preserve"> PAGEREF _Toc242296954 \h </w:instrText>
+            </w:r>
+            <w:r>
+              <w:rPr>
+                <w:noProof/>
+                <w:webHidden/>
+              </w:rPr>
+            </w:r>
+            <w:r>
+              <w:rPr>
+                <w:noProof/>
+                <w:webHidden/>
+              </w:rPr>
+              <w:fldChar w:fldCharType="separate"/>
+            </w:r>
+            <w:r>
+              <w:rPr>
+                <w:noProof/>
+                <w:webHidden/>
+              </w:rPr>
+              <w:t>26</w:t>
             </w:r>
             <w:r>
               <w:rPr>
@@ -1539,13 +2654,13 @@
               <w:lang w:eastAsia="es-ES"/>
             </w:rPr>
           </w:pPr>
-          <w:hyperlink w:anchor="_Toc242273495" w:history="1">
+          <w:hyperlink w:anchor="_Toc242296955" w:history="1">
             <w:r>
               <w:rPr>
                 <w:rStyle w:val="Hipervnculo"/>
                 <w:noProof/>
               </w:rPr>
-              <w:t>Apply a Query Store hint</w:t>
+              <w:t>Identify and resolve blocking</w:t>
             </w:r>
             <w:r>
               <w:rPr>
@@ -1566,7 +2681,7 @@
                 <w:noProof/>
                 <w:webHidden/>
               </w:rPr>
-              <w:instrText xml:space="preserve"> PAGEREF _Toc242273495 \h </w:instrText>
+              <w:instrText xml:space="preserve"> PAGEREF _Toc242296955 \h </w:instrText>
             </w:r>
             <w:r>
               <w:rPr>
@@ -1586,7 +2701,7 @@
                 <w:noProof/>
                 <w:webHidden/>
               </w:rPr>
-              <w:t>15</w:t>
+              <w:t>27</w:t>
             </w:r>
             <w:r>
               <w:rPr>
@@ -1599,7 +2714,7 @@
         </w:p>
         <w:p>
           <w:pPr>
-            <w:pStyle w:val="TDC1"/>
+            <w:pStyle w:val="TDC2"/>
             <w:tabs>
               <w:tab w:val="right" w:leader="dot" w:pos="8494"/>
             </w:tabs>
@@ -1609,13 +2724,13 @@
               <w:lang w:eastAsia="es-ES"/>
             </w:rPr>
           </w:pPr>
-          <w:hyperlink w:anchor="_Toc242273496" w:history="1">
+          <w:hyperlink w:anchor="_Toc242296956" w:history="1">
             <w:r>
               <w:rPr>
                 <w:rStyle w:val="Hipervnculo"/>
                 <w:noProof/>
               </w:rPr>
-              <w:t>Identify and resolve blocking</w:t>
+              <w:t>3 Windows</w:t>
             </w:r>
             <w:r>
               <w:rPr>
@@ -1636,7 +2751,7 @@
                 <w:noProof/>
                 <w:webHidden/>
               </w:rPr>
-              <w:instrText xml:space="preserve"> PAGEREF _Toc242273496 \h </w:instrText>
+              <w:instrText xml:space="preserve"> PAGEREF _Toc242296956 \h </w:instrText>
             </w:r>
             <w:r>
               <w:rPr>
@@ -1656,7 +2771,217 @@
                 <w:noProof/>
                 <w:webHidden/>
               </w:rPr>
-              <w:t>15</w:t>
+              <w:t>27</w:t>
+            </w:r>
+            <w:r>
+              <w:rPr>
+                <w:noProof/>
+                <w:webHidden/>
+              </w:rPr>
+              <w:fldChar w:fldCharType="end"/>
+            </w:r>
+          </w:hyperlink>
+        </w:p>
+        <w:p>
+          <w:pPr>
+            <w:pStyle w:val="TDC2"/>
+            <w:tabs>
+              <w:tab w:val="right" w:leader="dot" w:pos="8494"/>
+            </w:tabs>
+            <w:rPr>
+              <w:rFonts w:eastAsiaTheme="minorEastAsia"/>
+              <w:noProof/>
+              <w:lang w:eastAsia="es-ES"/>
+            </w:rPr>
+          </w:pPr>
+          <w:hyperlink w:anchor="_Toc242296957" w:history="1">
+            <w:r>
+              <w:rPr>
+                <w:rStyle w:val="Hipervnculo"/>
+                <w:noProof/>
+              </w:rPr>
+              <w:t>Investigate Head Blocker</w:t>
+            </w:r>
+            <w:r>
+              <w:rPr>
+                <w:noProof/>
+                <w:webHidden/>
+              </w:rPr>
+              <w:tab/>
+            </w:r>
+            <w:r>
+              <w:rPr>
+                <w:noProof/>
+                <w:webHidden/>
+              </w:rPr>
+              <w:fldChar w:fldCharType="begin"/>
+            </w:r>
+            <w:r>
+              <w:rPr>
+                <w:noProof/>
+                <w:webHidden/>
+              </w:rPr>
+              <w:instrText xml:space="preserve"> PAGEREF _Toc242296957 \h </w:instrText>
+            </w:r>
+            <w:r>
+              <w:rPr>
+                <w:noProof/>
+                <w:webHidden/>
+              </w:rPr>
+            </w:r>
+            <w:r>
+              <w:rPr>
+                <w:noProof/>
+                <w:webHidden/>
+              </w:rPr>
+              <w:fldChar w:fldCharType="separate"/>
+            </w:r>
+            <w:r>
+              <w:rPr>
+                <w:noProof/>
+                <w:webHidden/>
+              </w:rPr>
+              <w:t>27</w:t>
+            </w:r>
+            <w:r>
+              <w:rPr>
+                <w:noProof/>
+                <w:webHidden/>
+              </w:rPr>
+              <w:fldChar w:fldCharType="end"/>
+            </w:r>
+          </w:hyperlink>
+        </w:p>
+        <w:p>
+          <w:pPr>
+            <w:pStyle w:val="TDC2"/>
+            <w:tabs>
+              <w:tab w:val="right" w:leader="dot" w:pos="8494"/>
+            </w:tabs>
+            <w:rPr>
+              <w:rFonts w:eastAsiaTheme="minorEastAsia"/>
+              <w:noProof/>
+              <w:lang w:eastAsia="es-ES"/>
+            </w:rPr>
+          </w:pPr>
+          <w:hyperlink w:anchor="_Toc242296958" w:history="1">
+            <w:r>
+              <w:rPr>
+                <w:rStyle w:val="Hipervnculo"/>
+                <w:noProof/>
+              </w:rPr>
+              <w:t>Window 1 Rollback</w:t>
+            </w:r>
+            <w:r>
+              <w:rPr>
+                <w:noProof/>
+                <w:webHidden/>
+              </w:rPr>
+              <w:tab/>
+            </w:r>
+            <w:r>
+              <w:rPr>
+                <w:noProof/>
+                <w:webHidden/>
+              </w:rPr>
+              <w:fldChar w:fldCharType="begin"/>
+            </w:r>
+            <w:r>
+              <w:rPr>
+                <w:noProof/>
+                <w:webHidden/>
+              </w:rPr>
+              <w:instrText xml:space="preserve"> PAGEREF _Toc242296958 \h </w:instrText>
+            </w:r>
+            <w:r>
+              <w:rPr>
+                <w:noProof/>
+                <w:webHidden/>
+              </w:rPr>
+            </w:r>
+            <w:r>
+              <w:rPr>
+                <w:noProof/>
+                <w:webHidden/>
+              </w:rPr>
+              <w:fldChar w:fldCharType="separate"/>
+            </w:r>
+            <w:r>
+              <w:rPr>
+                <w:noProof/>
+                <w:webHidden/>
+              </w:rPr>
+              <w:t>28</w:t>
+            </w:r>
+            <w:r>
+              <w:rPr>
+                <w:noProof/>
+                <w:webHidden/>
+              </w:rPr>
+              <w:fldChar w:fldCharType="end"/>
+            </w:r>
+          </w:hyperlink>
+        </w:p>
+        <w:p>
+          <w:pPr>
+            <w:pStyle w:val="TDC2"/>
+            <w:tabs>
+              <w:tab w:val="right" w:leader="dot" w:pos="8494"/>
+            </w:tabs>
+            <w:rPr>
+              <w:rFonts w:eastAsiaTheme="minorEastAsia"/>
+              <w:noProof/>
+              <w:lang w:eastAsia="es-ES"/>
+            </w:rPr>
+          </w:pPr>
+          <w:hyperlink w:anchor="_Toc242296959" w:history="1">
+            <w:r>
+              <w:rPr>
+                <w:rStyle w:val="Hipervnculo"/>
+                <w:noProof/>
+              </w:rPr>
+              <w:t>Window 2 Executed</w:t>
+            </w:r>
+            <w:r>
+              <w:rPr>
+                <w:noProof/>
+                <w:webHidden/>
+              </w:rPr>
+              <w:tab/>
+            </w:r>
+            <w:r>
+              <w:rPr>
+                <w:noProof/>
+                <w:webHidden/>
+              </w:rPr>
+              <w:fldChar w:fldCharType="begin"/>
+            </w:r>
+            <w:r>
+              <w:rPr>
+                <w:noProof/>
+                <w:webHidden/>
+              </w:rPr>
+              <w:instrText xml:space="preserve"> PAGEREF _Toc242296959 \h </w:instrText>
+            </w:r>
+            <w:r>
+              <w:rPr>
+                <w:noProof/>
+                <w:webHidden/>
+              </w:rPr>
+            </w:r>
+            <w:r>
+              <w:rPr>
+                <w:noProof/>
+                <w:webHidden/>
+              </w:rPr>
+              <w:fldChar w:fldCharType="separate"/>
+            </w:r>
+            <w:r>
+              <w:rPr>
+                <w:noProof/>
+                <w:webHidden/>
+              </w:rPr>
+              <w:t>28</w:t>
             </w:r>
             <w:r>
               <w:rPr>
@@ -1682,10 +3007,9 @@
       <w:pPr>
         <w:pStyle w:val="Ttulo1"/>
       </w:pPr>
-      <w:bookmarkStart w:id="0" w:name="_Toc242273474"/>
+      <w:bookmarkStart w:id="0" w:name="_Toc242296918"/>
       <w:proofErr w:type="spellStart"/>
       <w:r>
-        <w:lastRenderedPageBreak/>
         <w:t>Provision</w:t>
       </w:r>
       <w:proofErr w:type="spellEnd"/>
@@ -1711,7 +3035,7 @@
       <w:pPr>
         <w:pStyle w:val="Ttulo2"/>
       </w:pPr>
-      <w:bookmarkStart w:id="1" w:name="_Toc242273475"/>
+      <w:bookmarkStart w:id="1" w:name="_Toc242296919"/>
       <w:proofErr w:type="spellStart"/>
       <w:r>
         <w:t>Create</w:t>
@@ -1779,10 +3103,9 @@
       <w:pPr>
         <w:pStyle w:val="Ttulo2"/>
       </w:pPr>
-      <w:bookmarkStart w:id="2" w:name="_Toc242273476"/>
+      <w:bookmarkStart w:id="2" w:name="_Toc242296920"/>
       <w:proofErr w:type="spellStart"/>
       <w:r>
-        <w:lastRenderedPageBreak/>
         <w:t>Create</w:t>
       </w:r>
       <w:proofErr w:type="spellEnd"/>
@@ -1804,7 +3127,6 @@
         <w:rPr>
           <w:noProof/>
         </w:rPr>
-        <w:lastRenderedPageBreak/>
         <w:drawing>
           <wp:inline distT="0" distB="0" distL="0" distR="0" wp14:anchorId="6B018A4E" wp14:editId="17436FD2">
             <wp:extent cx="5010150" cy="5898002"/>
@@ -1851,7 +3173,6 @@
         <w:rPr>
           <w:noProof/>
         </w:rPr>
-        <w:lastRenderedPageBreak/>
         <w:drawing>
           <wp:inline distT="0" distB="0" distL="0" distR="0" wp14:anchorId="035E28BA" wp14:editId="030A9BF2">
             <wp:extent cx="5400040" cy="5819140"/>
@@ -1900,9 +3221,8 @@
       <w:pPr>
         <w:pStyle w:val="Ttulo2"/>
       </w:pPr>
-      <w:bookmarkStart w:id="3" w:name="_Toc242273477"/>
-      <w:r>
-        <w:lastRenderedPageBreak/>
+      <w:bookmarkStart w:id="3" w:name="_Toc242296921"/>
+      <w:r>
         <w:t>Compute + Storage</w:t>
       </w:r>
       <w:bookmarkEnd w:id="3"/>
@@ -1960,10 +3280,9 @@
       <w:pPr>
         <w:pStyle w:val="Ttulo2"/>
       </w:pPr>
-      <w:bookmarkStart w:id="4" w:name="_Toc242273478"/>
+      <w:bookmarkStart w:id="4" w:name="_Toc242296922"/>
       <w:proofErr w:type="spellStart"/>
       <w:r>
-        <w:lastRenderedPageBreak/>
         <w:t>Create</w:t>
       </w:r>
       <w:proofErr w:type="spellEnd"/>
@@ -2041,10 +3360,9 @@
       <w:pPr>
         <w:pStyle w:val="Ttulo2"/>
       </w:pPr>
-      <w:bookmarkStart w:id="5" w:name="_Toc242273479"/>
+      <w:bookmarkStart w:id="5" w:name="_Toc242296923"/>
       <w:proofErr w:type="spellStart"/>
       <w:r>
-        <w:lastRenderedPageBreak/>
         <w:t>Create</w:t>
       </w:r>
       <w:proofErr w:type="spellEnd"/>
@@ -2127,10 +3445,9 @@
       <w:pPr>
         <w:pStyle w:val="Ttulo1"/>
       </w:pPr>
-      <w:bookmarkStart w:id="6" w:name="_Toc242273480"/>
+      <w:bookmarkStart w:id="6" w:name="_Toc242296924"/>
       <w:proofErr w:type="spellStart"/>
       <w:r>
-        <w:lastRenderedPageBreak/>
         <w:t>Create</w:t>
       </w:r>
       <w:proofErr w:type="spellEnd"/>
@@ -2156,7 +3473,7 @@
       <w:pPr>
         <w:pStyle w:val="Ttulo2"/>
       </w:pPr>
-      <w:bookmarkStart w:id="7" w:name="_Toc242273481"/>
+      <w:bookmarkStart w:id="7" w:name="_Toc242296925"/>
       <w:r>
         <w:t>Conectar BD en SSMS</w:t>
       </w:r>
@@ -2214,18 +3531,9 @@
       <w:pPr>
         <w:pStyle w:val="Ttulo2"/>
       </w:pPr>
-      <w:bookmarkStart w:id="8" w:name="_Toc242273482"/>
-      <w:r>
-        <w:lastRenderedPageBreak/>
-        <w:t xml:space="preserve">Script </w:t>
-      </w:r>
-      <w:proofErr w:type="spellStart"/>
-      <w:r>
-        <w:t>Order</w:t>
-      </w:r>
-      <w:proofErr w:type="spellEnd"/>
-      <w:r>
-        <w:t xml:space="preserve"> </w:t>
+      <w:bookmarkStart w:id="8" w:name="_Toc242296926"/>
+      <w:r>
+        <w:t xml:space="preserve">Script Order </w:t>
       </w:r>
       <w:proofErr w:type="spellStart"/>
       <w:r>
@@ -2287,23 +3595,14 @@
       <w:pPr>
         <w:pStyle w:val="Ttulo1"/>
       </w:pPr>
-      <w:bookmarkStart w:id="9" w:name="_Toc242273483"/>
+      <w:bookmarkStart w:id="9" w:name="_Toc242296927"/>
       <w:proofErr w:type="spellStart"/>
       <w:r>
-        <w:lastRenderedPageBreak/>
         <w:t>Enable</w:t>
       </w:r>
       <w:proofErr w:type="spellEnd"/>
       <w:r>
-        <w:t xml:space="preserve"> and configure </w:t>
-      </w:r>
-      <w:proofErr w:type="spellStart"/>
-      <w:r>
-        <w:t>Query</w:t>
-      </w:r>
-      <w:proofErr w:type="spellEnd"/>
-      <w:r>
-        <w:t xml:space="preserve"> Store</w:t>
+        <w:t xml:space="preserve"> and configure Query Store</w:t>
       </w:r>
       <w:bookmarkEnd w:id="9"/>
     </w:p>
@@ -2359,10 +3658,9 @@
       <w:pPr>
         <w:pStyle w:val="Ttulo1"/>
       </w:pPr>
-      <w:bookmarkStart w:id="10" w:name="_Toc242273484"/>
+      <w:bookmarkStart w:id="10" w:name="_Toc242296928"/>
       <w:proofErr w:type="spellStart"/>
       <w:r>
-        <w:lastRenderedPageBreak/>
         <w:t>Analyze</w:t>
       </w:r>
       <w:proofErr w:type="spellEnd"/>
@@ -2412,7 +3710,7 @@
       <w:pPr>
         <w:pStyle w:val="Ttulo2"/>
       </w:pPr>
-      <w:bookmarkStart w:id="11" w:name="_Toc242273485"/>
+      <w:bookmarkStart w:id="11" w:name="_Toc242296929"/>
       <w:r>
         <w:t xml:space="preserve">Actual </w:t>
       </w:r>
@@ -2479,22 +3777,16 @@
       <w:pPr>
         <w:pStyle w:val="Ttulo2"/>
       </w:pPr>
-      <w:bookmarkStart w:id="12" w:name="_Toc242273486"/>
+      <w:bookmarkStart w:id="12" w:name="_Toc242296930"/>
       <w:proofErr w:type="spellStart"/>
       <w:r>
-        <w:lastRenderedPageBreak/>
         <w:t>Statistics</w:t>
       </w:r>
       <w:proofErr w:type="spellEnd"/>
       <w:r>
-        <w:t xml:space="preserve"> </w:t>
-      </w:r>
-      <w:proofErr w:type="spellStart"/>
-      <w:r>
-        <w:t>Query</w:t>
+        <w:t xml:space="preserve"> Query</w:t>
       </w:r>
       <w:bookmarkEnd w:id="12"/>
-      <w:proofErr w:type="spellEnd"/>
     </w:p>
     <w:p>
       <w:r>
@@ -2548,10 +3840,9 @@
       <w:pPr>
         <w:pStyle w:val="Ttulo2"/>
       </w:pPr>
-      <w:bookmarkStart w:id="13" w:name="_Toc242273487"/>
+      <w:bookmarkStart w:id="13" w:name="_Toc242296931"/>
       <w:proofErr w:type="spellStart"/>
       <w:r>
-        <w:lastRenderedPageBreak/>
         <w:t>Execution</w:t>
       </w:r>
       <w:proofErr w:type="spellEnd"/>
@@ -2566,7 +3857,7 @@
           <w:noProof/>
         </w:rPr>
         <w:drawing>
-          <wp:inline distT="0" distB="0" distL="0" distR="0" wp14:anchorId="45B8FD05" wp14:editId="3396EC84">
+          <wp:inline distT="0" distB="0" distL="0" distR="0" wp14:anchorId="45B8FD05" wp14:editId="04EC3206">
             <wp:extent cx="5400040" cy="2268220"/>
             <wp:effectExtent l="0" t="0" r="0" b="0"/>
             <wp:docPr id="31" name="Imagen 31"/>
@@ -2612,7 +3903,7 @@
       <w:pPr>
         <w:pStyle w:val="Ttulo2"/>
       </w:pPr>
-      <w:bookmarkStart w:id="14" w:name="_Toc242273488"/>
+      <w:bookmarkStart w:id="14" w:name="_Toc242296932"/>
       <w:proofErr w:type="spellStart"/>
       <w:r>
         <w:t>Clustered</w:t>
@@ -2627,15 +3918,7 @@
       </w:r>
       <w:proofErr w:type="spellEnd"/>
       <w:r>
-        <w:t xml:space="preserve"> </w:t>
-      </w:r>
-      <w:proofErr w:type="spellStart"/>
-      <w:r>
-        <w:t>Scan</w:t>
-      </w:r>
-      <w:proofErr w:type="spellEnd"/>
-      <w:r>
-        <w:t xml:space="preserve"> </w:t>
+        <w:t xml:space="preserve"> Scan </w:t>
       </w:r>
       <w:proofErr w:type="spellStart"/>
       <w:r>
@@ -2696,10 +3979,9 @@
       <w:pPr>
         <w:pStyle w:val="Ttulo2"/>
       </w:pPr>
-      <w:bookmarkStart w:id="15" w:name="_Toc242273489"/>
+      <w:bookmarkStart w:id="15" w:name="_Toc242296933"/>
       <w:proofErr w:type="spellStart"/>
       <w:r>
-        <w:lastRenderedPageBreak/>
         <w:t>IndexScan</w:t>
       </w:r>
       <w:proofErr w:type="spellEnd"/>
@@ -2765,7 +4047,7 @@
       <w:pPr>
         <w:pStyle w:val="Ttulo2"/>
       </w:pPr>
-      <w:bookmarkStart w:id="16" w:name="_Toc242273490"/>
+      <w:bookmarkStart w:id="16" w:name="_Toc242296934"/>
       <w:proofErr w:type="spellStart"/>
       <w:r>
         <w:t>Missing</w:t>
@@ -2783,6 +4065,9 @@
     </w:p>
     <w:p>
       <w:r>
+        <w:rPr>
+          <w:noProof/>
+        </w:rPr>
         <w:drawing>
           <wp:inline distT="0" distB="0" distL="0" distR="0" wp14:anchorId="272BE732" wp14:editId="4825717A">
             <wp:extent cx="5400040" cy="180975"/>
@@ -2824,7 +4109,7 @@
       <w:pPr>
         <w:pStyle w:val="Ttulo2"/>
       </w:pPr>
-      <w:bookmarkStart w:id="17" w:name="_Toc242273491"/>
+      <w:bookmarkStart w:id="17" w:name="_Toc242296935"/>
       <w:proofErr w:type="spellStart"/>
       <w:r>
         <w:t>Index</w:t>
@@ -2884,6 +4169,7 @@
       <w:pPr>
         <w:pStyle w:val="Ttulo2"/>
       </w:pPr>
+      <w:bookmarkStart w:id="18" w:name="_Toc242296936"/>
       <w:proofErr w:type="spellStart"/>
       <w:r>
         <w:t>Logical</w:t>
@@ -2896,6 +4182,7 @@
       <w:r>
         <w:t>Reads</w:t>
       </w:r>
+      <w:bookmarkEnd w:id="18"/>
       <w:proofErr w:type="spellEnd"/>
     </w:p>
     <w:p>
@@ -2950,26 +4237,20 @@
       <w:pPr>
         <w:pStyle w:val="Ttulo2"/>
       </w:pPr>
+      <w:bookmarkStart w:id="19" w:name="_Toc242296937"/>
       <w:proofErr w:type="spellStart"/>
       <w:r>
         <w:t>Create</w:t>
       </w:r>
       <w:proofErr w:type="spellEnd"/>
       <w:r>
-        <w:t xml:space="preserve"> </w:t>
+        <w:t xml:space="preserve"> Cover </w:t>
       </w:r>
       <w:proofErr w:type="spellStart"/>
       <w:r>
-        <w:t>Cover</w:t>
-      </w:r>
-      <w:proofErr w:type="spellEnd"/>
-      <w:r>
-        <w:t xml:space="preserve"> </w:t>
-      </w:r>
-      <w:proofErr w:type="spellStart"/>
-      <w:r>
         <w:t>Index</w:t>
       </w:r>
+      <w:bookmarkEnd w:id="19"/>
       <w:proofErr w:type="spellEnd"/>
     </w:p>
     <w:p>
@@ -3024,20 +4305,16 @@
       <w:pPr>
         <w:pStyle w:val="Ttulo2"/>
       </w:pPr>
+      <w:bookmarkStart w:id="20" w:name="_Toc242296938"/>
       <w:proofErr w:type="spellStart"/>
       <w:r>
-        <w:lastRenderedPageBreak/>
         <w:t>Index</w:t>
       </w:r>
       <w:proofErr w:type="spellEnd"/>
       <w:r>
-        <w:t xml:space="preserve"> </w:t>
-      </w:r>
-      <w:proofErr w:type="spellStart"/>
-      <w:r>
-        <w:t>Seek</w:t>
-      </w:r>
-      <w:proofErr w:type="spellEnd"/>
+        <w:t xml:space="preserve"> Seek</w:t>
+      </w:r>
+      <w:bookmarkEnd w:id="20"/>
     </w:p>
     <w:p>
       <w:r>
@@ -3045,7 +4322,7 @@
           <w:noProof/>
         </w:rPr>
         <w:drawing>
-          <wp:inline distT="0" distB="0" distL="0" distR="0" wp14:anchorId="021F1E31" wp14:editId="7300FEBA">
+          <wp:inline distT="0" distB="0" distL="0" distR="0" wp14:anchorId="021F1E31" wp14:editId="2B1FFAFB">
             <wp:extent cx="5400040" cy="1628140"/>
             <wp:effectExtent l="0" t="0" r="0" b="0"/>
             <wp:docPr id="38" name="Imagen 38"/>
@@ -3091,7 +4368,7 @@
       <w:pPr>
         <w:pStyle w:val="Ttulo1"/>
       </w:pPr>
-      <w:bookmarkStart w:id="18" w:name="_Toc242273492"/>
+      <w:bookmarkStart w:id="21" w:name="_Toc242296939"/>
       <w:r>
         <w:t xml:space="preserve">Use </w:t>
       </w:r>
@@ -3101,11 +4378,19 @@
       </w:r>
       <w:proofErr w:type="spellEnd"/>
       <w:r>
+        <w:t xml:space="preserve"> to </w:t>
+      </w:r>
+      <w:proofErr w:type="spellStart"/>
+      <w:r>
+        <w:t>find</w:t>
+      </w:r>
+      <w:proofErr w:type="spellEnd"/>
+      <w:r>
         <w:t xml:space="preserve"> </w:t>
       </w:r>
       <w:proofErr w:type="spellStart"/>
       <w:r>
-        <w:t>to</w:t>
+        <w:t>the</w:t>
       </w:r>
       <w:proofErr w:type="spellEnd"/>
       <w:r>
@@ -3113,7 +4398,7 @@
       </w:r>
       <w:proofErr w:type="spellStart"/>
       <w:r>
-        <w:t>find</w:t>
+        <w:t>most</w:t>
       </w:r>
       <w:proofErr w:type="spellEnd"/>
       <w:r>
@@ -3121,7 +4406,7 @@
       </w:r>
       <w:proofErr w:type="spellStart"/>
       <w:r>
-        <w:t>the</w:t>
+        <w:t>expensive</w:t>
       </w:r>
       <w:proofErr w:type="spellEnd"/>
       <w:r>
@@ -3129,34 +4414,20 @@
       </w:r>
       <w:proofErr w:type="spellStart"/>
       <w:r>
-        <w:t>most</w:t>
-      </w:r>
-      <w:proofErr w:type="spellEnd"/>
-      <w:r>
-        <w:t xml:space="preserve"> </w:t>
-      </w:r>
-      <w:proofErr w:type="spellStart"/>
-      <w:r>
-        <w:t>expensive</w:t>
-      </w:r>
-      <w:proofErr w:type="spellEnd"/>
-      <w:r>
-        <w:t xml:space="preserve"> </w:t>
-      </w:r>
-      <w:proofErr w:type="spellStart"/>
-      <w:r>
         <w:t>queries</w:t>
       </w:r>
-      <w:bookmarkEnd w:id="18"/>
+      <w:bookmarkEnd w:id="21"/>
       <w:proofErr w:type="spellEnd"/>
     </w:p>
     <w:p>
       <w:pPr>
         <w:pStyle w:val="Ttulo2"/>
       </w:pPr>
+      <w:bookmarkStart w:id="22" w:name="_Toc242296940"/>
       <w:r>
         <w:t>CPU Time</w:t>
       </w:r>
+      <w:bookmarkEnd w:id="22"/>
     </w:p>
     <w:p>
       <w:r>
@@ -3210,14 +4481,15 @@
       <w:pPr>
         <w:pStyle w:val="Ttulo2"/>
       </w:pPr>
-      <w:r>
-        <w:lastRenderedPageBreak/>
+      <w:bookmarkStart w:id="23" w:name="_Toc242296941"/>
+      <w:r>
         <w:t xml:space="preserve">5 </w:t>
       </w:r>
       <w:proofErr w:type="gramStart"/>
       <w:r>
         <w:t>Tablas</w:t>
       </w:r>
+      <w:bookmarkEnd w:id="23"/>
       <w:proofErr w:type="gramEnd"/>
     </w:p>
     <w:p>
@@ -3272,9 +4544,9 @@
       <w:pPr>
         <w:pStyle w:val="Ttulo2"/>
       </w:pPr>
+      <w:bookmarkStart w:id="24" w:name="_Toc242296942"/>
       <w:proofErr w:type="spellStart"/>
       <w:r>
-        <w:lastRenderedPageBreak/>
         <w:t>Optim</w:t>
       </w:r>
       <w:r>
@@ -3288,6 +4560,7 @@
       <w:r>
         <w:t>Recommendation</w:t>
       </w:r>
+      <w:bookmarkEnd w:id="24"/>
       <w:proofErr w:type="spellEnd"/>
     </w:p>
     <w:p>
@@ -3342,7 +4615,7 @@
       <w:pPr>
         <w:pStyle w:val="Ttulo1"/>
       </w:pPr>
-      <w:bookmarkStart w:id="19" w:name="_Toc242273493"/>
+      <w:bookmarkStart w:id="25" w:name="_Toc242296943"/>
       <w:proofErr w:type="spellStart"/>
       <w:r>
         <w:t>Simulate</w:t>
@@ -3373,91 +4646,1066 @@
       </w:r>
       <w:proofErr w:type="spellEnd"/>
       <w:r>
+        <w:t xml:space="preserve"> Query</w:t>
+      </w:r>
+      <w:bookmarkEnd w:id="25"/>
+      <w:r>
         <w:t xml:space="preserve"> </w:t>
       </w:r>
+    </w:p>
+    <w:p>
+      <w:pPr>
+        <w:pStyle w:val="Ttulo2"/>
+      </w:pPr>
+      <w:bookmarkStart w:id="26" w:name="_Toc242296944"/>
+      <w:r>
+        <w:t xml:space="preserve">Set up </w:t>
+      </w:r>
       <w:proofErr w:type="spellStart"/>
       <w:r>
-        <w:t>Query</w:t>
-      </w:r>
-      <w:bookmarkEnd w:id="19"/>
+        <w:t>regression</w:t>
+      </w:r>
+      <w:bookmarkEnd w:id="26"/>
       <w:proofErr w:type="spellEnd"/>
-      <w:r>
-        <w:t xml:space="preserve"> </w:t>
-      </w:r>
-    </w:p>
-    <w:p/>
+    </w:p>
+    <w:p>
+      <w:r>
+        <w:rPr>
+          <w:noProof/>
+        </w:rPr>
+        <w:drawing>
+          <wp:inline distT="0" distB="0" distL="0" distR="0" wp14:anchorId="7D4A1DE4" wp14:editId="67FC504C">
+            <wp:extent cx="5400040" cy="5774690"/>
+            <wp:effectExtent l="0" t="0" r="0" b="0"/>
+            <wp:docPr id="692152360" name="Imagen 2"/>
+            <wp:cNvGraphicFramePr>
+              <a:graphicFrameLocks xmlns:a="http://schemas.openxmlformats.org/drawingml/2006/main" noChangeAspect="1"/>
+            </wp:cNvGraphicFramePr>
+            <a:graphic xmlns:a="http://schemas.openxmlformats.org/drawingml/2006/main">
+              <a:graphicData uri="http://schemas.openxmlformats.org/drawingml/2006/picture">
+                <pic:pic xmlns:pic="http://schemas.openxmlformats.org/drawingml/2006/picture">
+                  <pic:nvPicPr>
+                    <pic:cNvPr id="692152360" name="Imagen 692152360"/>
+                    <pic:cNvPicPr/>
+                  </pic:nvPicPr>
+                  <pic:blipFill>
+                    <a:blip r:embed="rId29">
+                      <a:extLst>
+                        <a:ext uri="{28A0092B-C50C-407E-A947-70E740481C1C}">
+                          <a14:useLocalDpi xmlns:a14="http://schemas.microsoft.com/office/drawing/2010/main" val="0"/>
+                        </a:ext>
+                      </a:extLst>
+                    </a:blip>
+                    <a:stretch>
+                      <a:fillRect/>
+                    </a:stretch>
+                  </pic:blipFill>
+                  <pic:spPr>
+                    <a:xfrm>
+                      <a:off x="0" y="0"/>
+                      <a:ext cx="5400040" cy="5774690"/>
+                    </a:xfrm>
+                    <a:prstGeom prst="rect">
+                      <a:avLst/>
+                    </a:prstGeom>
+                  </pic:spPr>
+                </pic:pic>
+              </a:graphicData>
+            </a:graphic>
+          </wp:inline>
+        </w:drawing>
+      </w:r>
+    </w:p>
+    <w:p>
+      <w:pPr>
+        <w:pStyle w:val="Ttulo2"/>
+      </w:pPr>
+      <w:bookmarkStart w:id="27" w:name="_Toc242296945"/>
+      <w:r>
+        <w:t xml:space="preserve">Cause </w:t>
+      </w:r>
+      <w:proofErr w:type="spellStart"/>
+      <w:r>
+        <w:t>Regression</w:t>
+      </w:r>
+      <w:bookmarkEnd w:id="27"/>
+      <w:proofErr w:type="spellEnd"/>
+    </w:p>
+    <w:p>
+      <w:r>
+        <w:rPr>
+          <w:noProof/>
+        </w:rPr>
+        <w:drawing>
+          <wp:inline distT="0" distB="0" distL="0" distR="0" wp14:anchorId="72224FEE" wp14:editId="766C3C32">
+            <wp:extent cx="5400040" cy="2948305"/>
+            <wp:effectExtent l="0" t="0" r="0" b="4445"/>
+            <wp:docPr id="687000800" name="Imagen 3"/>
+            <wp:cNvGraphicFramePr>
+              <a:graphicFrameLocks xmlns:a="http://schemas.openxmlformats.org/drawingml/2006/main" noChangeAspect="1"/>
+            </wp:cNvGraphicFramePr>
+            <a:graphic xmlns:a="http://schemas.openxmlformats.org/drawingml/2006/main">
+              <a:graphicData uri="http://schemas.openxmlformats.org/drawingml/2006/picture">
+                <pic:pic xmlns:pic="http://schemas.openxmlformats.org/drawingml/2006/picture">
+                  <pic:nvPicPr>
+                    <pic:cNvPr id="687000800" name="Imagen 687000800"/>
+                    <pic:cNvPicPr/>
+                  </pic:nvPicPr>
+                  <pic:blipFill>
+                    <a:blip r:embed="rId30" cstate="print">
+                      <a:extLst>
+                        <a:ext uri="{28A0092B-C50C-407E-A947-70E740481C1C}">
+                          <a14:useLocalDpi xmlns:a14="http://schemas.microsoft.com/office/drawing/2010/main" val="0"/>
+                        </a:ext>
+                      </a:extLst>
+                    </a:blip>
+                    <a:stretch>
+                      <a:fillRect/>
+                    </a:stretch>
+                  </pic:blipFill>
+                  <pic:spPr>
+                    <a:xfrm>
+                      <a:off x="0" y="0"/>
+                      <a:ext cx="5400040" cy="2948305"/>
+                    </a:xfrm>
+                    <a:prstGeom prst="rect">
+                      <a:avLst/>
+                    </a:prstGeom>
+                  </pic:spPr>
+                </pic:pic>
+              </a:graphicData>
+            </a:graphic>
+          </wp:inline>
+        </w:drawing>
+      </w:r>
+    </w:p>
+    <w:p>
+      <w:pPr>
+        <w:pStyle w:val="Ttulo2"/>
+      </w:pPr>
+      <w:bookmarkStart w:id="28" w:name="_Toc242296946"/>
+      <w:r>
+        <w:t>Query Store GUI</w:t>
+      </w:r>
+      <w:bookmarkEnd w:id="28"/>
+    </w:p>
+    <w:p>
+      <w:r>
+        <w:rPr>
+          <w:noProof/>
+        </w:rPr>
+        <w:drawing>
+          <wp:inline distT="0" distB="0" distL="0" distR="0" wp14:anchorId="51C3FFAD" wp14:editId="1AEDC9FF">
+            <wp:extent cx="5400040" cy="3037840"/>
+            <wp:effectExtent l="0" t="0" r="0" b="0"/>
+            <wp:docPr id="83798796" name="Imagen 4"/>
+            <wp:cNvGraphicFramePr>
+              <a:graphicFrameLocks xmlns:a="http://schemas.openxmlformats.org/drawingml/2006/main" noChangeAspect="1"/>
+            </wp:cNvGraphicFramePr>
+            <a:graphic xmlns:a="http://schemas.openxmlformats.org/drawingml/2006/main">
+              <a:graphicData uri="http://schemas.openxmlformats.org/drawingml/2006/picture">
+                <pic:pic xmlns:pic="http://schemas.openxmlformats.org/drawingml/2006/picture">
+                  <pic:nvPicPr>
+                    <pic:cNvPr id="83798796" name="Imagen 83798796"/>
+                    <pic:cNvPicPr/>
+                  </pic:nvPicPr>
+                  <pic:blipFill>
+                    <a:blip r:embed="rId31" cstate="print">
+                      <a:extLst>
+                        <a:ext uri="{28A0092B-C50C-407E-A947-70E740481C1C}">
+                          <a14:useLocalDpi xmlns:a14="http://schemas.microsoft.com/office/drawing/2010/main" val="0"/>
+                        </a:ext>
+                      </a:extLst>
+                    </a:blip>
+                    <a:stretch>
+                      <a:fillRect/>
+                    </a:stretch>
+                  </pic:blipFill>
+                  <pic:spPr>
+                    <a:xfrm>
+                      <a:off x="0" y="0"/>
+                      <a:ext cx="5400040" cy="3037840"/>
+                    </a:xfrm>
+                    <a:prstGeom prst="rect">
+                      <a:avLst/>
+                    </a:prstGeom>
+                  </pic:spPr>
+                </pic:pic>
+              </a:graphicData>
+            </a:graphic>
+          </wp:inline>
+        </w:drawing>
+      </w:r>
+    </w:p>
+    <w:p>
+      <w:pPr>
+        <w:pStyle w:val="Ttulo2"/>
+      </w:pPr>
+      <w:bookmarkStart w:id="29" w:name="_Toc242296947"/>
+      <w:r>
+        <w:t>Forzar Plan</w:t>
+      </w:r>
+      <w:bookmarkEnd w:id="29"/>
+    </w:p>
+    <w:p>
+      <w:r>
+        <w:rPr>
+          <w:noProof/>
+        </w:rPr>
+        <w:drawing>
+          <wp:inline distT="0" distB="0" distL="0" distR="0" wp14:anchorId="05E223F3" wp14:editId="363E9BDA">
+            <wp:extent cx="5400040" cy="1934845"/>
+            <wp:effectExtent l="0" t="0" r="0" b="8255"/>
+            <wp:docPr id="1576360965" name="Imagen 6"/>
+            <wp:cNvGraphicFramePr>
+              <a:graphicFrameLocks xmlns:a="http://schemas.openxmlformats.org/drawingml/2006/main" noChangeAspect="1"/>
+            </wp:cNvGraphicFramePr>
+            <a:graphic xmlns:a="http://schemas.openxmlformats.org/drawingml/2006/main">
+              <a:graphicData uri="http://schemas.openxmlformats.org/drawingml/2006/picture">
+                <pic:pic xmlns:pic="http://schemas.openxmlformats.org/drawingml/2006/picture">
+                  <pic:nvPicPr>
+                    <pic:cNvPr id="1576360965" name="Imagen 1576360965"/>
+                    <pic:cNvPicPr/>
+                  </pic:nvPicPr>
+                  <pic:blipFill>
+                    <a:blip r:embed="rId32" cstate="print">
+                      <a:extLst>
+                        <a:ext uri="{28A0092B-C50C-407E-A947-70E740481C1C}">
+                          <a14:useLocalDpi xmlns:a14="http://schemas.microsoft.com/office/drawing/2010/main" val="0"/>
+                        </a:ext>
+                      </a:extLst>
+                    </a:blip>
+                    <a:stretch>
+                      <a:fillRect/>
+                    </a:stretch>
+                  </pic:blipFill>
+                  <pic:spPr>
+                    <a:xfrm>
+                      <a:off x="0" y="0"/>
+                      <a:ext cx="5400040" cy="1934845"/>
+                    </a:xfrm>
+                    <a:prstGeom prst="rect">
+                      <a:avLst/>
+                    </a:prstGeom>
+                  </pic:spPr>
+                </pic:pic>
+              </a:graphicData>
+            </a:graphic>
+          </wp:inline>
+        </w:drawing>
+      </w:r>
+    </w:p>
+    <w:p>
+      <w:pPr>
+        <w:pStyle w:val="Ttulo2"/>
+      </w:pPr>
+      <w:bookmarkStart w:id="30" w:name="_Toc242296948"/>
+      <w:proofErr w:type="spellStart"/>
+      <w:r>
+        <w:t>Verify</w:t>
+      </w:r>
+      <w:proofErr w:type="spellEnd"/>
+      <w:r>
+        <w:t xml:space="preserve"> plan </w:t>
+      </w:r>
+      <w:proofErr w:type="spellStart"/>
+      <w:r>
+        <w:t>forcing</w:t>
+      </w:r>
+      <w:bookmarkEnd w:id="30"/>
+      <w:proofErr w:type="spellEnd"/>
+    </w:p>
+    <w:p>
+      <w:r>
+        <w:rPr>
+          <w:noProof/>
+        </w:rPr>
+        <w:drawing>
+          <wp:inline distT="0" distB="0" distL="0" distR="0" wp14:anchorId="37E09CC7" wp14:editId="29064C5C">
+            <wp:extent cx="5400040" cy="6412865"/>
+            <wp:effectExtent l="0" t="0" r="0" b="6985"/>
+            <wp:docPr id="1986182157" name="Imagen 7"/>
+            <wp:cNvGraphicFramePr>
+              <a:graphicFrameLocks xmlns:a="http://schemas.openxmlformats.org/drawingml/2006/main" noChangeAspect="1"/>
+            </wp:cNvGraphicFramePr>
+            <a:graphic xmlns:a="http://schemas.openxmlformats.org/drawingml/2006/main">
+              <a:graphicData uri="http://schemas.openxmlformats.org/drawingml/2006/picture">
+                <pic:pic xmlns:pic="http://schemas.openxmlformats.org/drawingml/2006/picture">
+                  <pic:nvPicPr>
+                    <pic:cNvPr id="1986182157" name="Imagen 1986182157"/>
+                    <pic:cNvPicPr/>
+                  </pic:nvPicPr>
+                  <pic:blipFill>
+                    <a:blip r:embed="rId33">
+                      <a:extLst>
+                        <a:ext uri="{28A0092B-C50C-407E-A947-70E740481C1C}">
+                          <a14:useLocalDpi xmlns:a14="http://schemas.microsoft.com/office/drawing/2010/main" val="0"/>
+                        </a:ext>
+                      </a:extLst>
+                    </a:blip>
+                    <a:stretch>
+                      <a:fillRect/>
+                    </a:stretch>
+                  </pic:blipFill>
+                  <pic:spPr>
+                    <a:xfrm>
+                      <a:off x="0" y="0"/>
+                      <a:ext cx="5400040" cy="6412865"/>
+                    </a:xfrm>
+                    <a:prstGeom prst="rect">
+                      <a:avLst/>
+                    </a:prstGeom>
+                  </pic:spPr>
+                </pic:pic>
+              </a:graphicData>
+            </a:graphic>
+          </wp:inline>
+        </w:drawing>
+      </w:r>
+    </w:p>
     <w:p>
       <w:pPr>
         <w:pStyle w:val="Ttulo1"/>
       </w:pPr>
-      <w:bookmarkStart w:id="20" w:name="_Toc242273494"/>
-      <w:r>
-        <w:t>Store</w:t>
-      </w:r>
-      <w:bookmarkEnd w:id="20"/>
-    </w:p>
-    <w:p/>
+      <w:bookmarkStart w:id="31" w:name="_Toc242296949"/>
+      <w:proofErr w:type="spellStart"/>
+      <w:r>
+        <w:t>Apply</w:t>
+      </w:r>
+      <w:proofErr w:type="spellEnd"/>
+      <w:r>
+        <w:t xml:space="preserve"> a Query Store </w:t>
+      </w:r>
+      <w:proofErr w:type="spellStart"/>
+      <w:r>
+        <w:t>hint</w:t>
+      </w:r>
+      <w:bookmarkEnd w:id="31"/>
+      <w:proofErr w:type="spellEnd"/>
+    </w:p>
+    <w:p>
+      <w:pPr>
+        <w:pStyle w:val="Ttulo2"/>
+      </w:pPr>
+      <w:bookmarkStart w:id="32" w:name="_Toc242296950"/>
+      <w:proofErr w:type="spellStart"/>
+      <w:r>
+        <w:t>Partitions</w:t>
+      </w:r>
+      <w:proofErr w:type="spellEnd"/>
+      <w:r>
+        <w:t xml:space="preserve"> Query</w:t>
+      </w:r>
+      <w:bookmarkEnd w:id="32"/>
+    </w:p>
+    <w:p>
+      <w:r>
+        <w:rPr>
+          <w:noProof/>
+        </w:rPr>
+        <w:drawing>
+          <wp:inline distT="0" distB="0" distL="0" distR="0" wp14:anchorId="7AD2DB93" wp14:editId="6933E25A">
+            <wp:extent cx="5400040" cy="3881755"/>
+            <wp:effectExtent l="0" t="0" r="0" b="4445"/>
+            <wp:docPr id="195580503" name="Imagen 8"/>
+            <wp:cNvGraphicFramePr>
+              <a:graphicFrameLocks xmlns:a="http://schemas.openxmlformats.org/drawingml/2006/main" noChangeAspect="1"/>
+            </wp:cNvGraphicFramePr>
+            <a:graphic xmlns:a="http://schemas.openxmlformats.org/drawingml/2006/main">
+              <a:graphicData uri="http://schemas.openxmlformats.org/drawingml/2006/picture">
+                <pic:pic xmlns:pic="http://schemas.openxmlformats.org/drawingml/2006/picture">
+                  <pic:nvPicPr>
+                    <pic:cNvPr id="195580503" name="Imagen 195580503"/>
+                    <pic:cNvPicPr/>
+                  </pic:nvPicPr>
+                  <pic:blipFill>
+                    <a:blip r:embed="rId34">
+                      <a:extLst>
+                        <a:ext uri="{28A0092B-C50C-407E-A947-70E740481C1C}">
+                          <a14:useLocalDpi xmlns:a14="http://schemas.microsoft.com/office/drawing/2010/main" val="0"/>
+                        </a:ext>
+                      </a:extLst>
+                    </a:blip>
+                    <a:stretch>
+                      <a:fillRect/>
+                    </a:stretch>
+                  </pic:blipFill>
+                  <pic:spPr>
+                    <a:xfrm>
+                      <a:off x="0" y="0"/>
+                      <a:ext cx="5400040" cy="3881755"/>
+                    </a:xfrm>
+                    <a:prstGeom prst="rect">
+                      <a:avLst/>
+                    </a:prstGeom>
+                  </pic:spPr>
+                </pic:pic>
+              </a:graphicData>
+            </a:graphic>
+          </wp:inline>
+        </w:drawing>
+      </w:r>
+    </w:p>
+    <w:p>
+      <w:pPr>
+        <w:pStyle w:val="Ttulo2"/>
+      </w:pPr>
+      <w:bookmarkStart w:id="33" w:name="_Toc242296951"/>
+      <w:r>
+        <w:t>Query Store Hint Plan</w:t>
+      </w:r>
+      <w:bookmarkEnd w:id="33"/>
+    </w:p>
+    <w:p>
+      <w:r>
+        <w:rPr>
+          <w:noProof/>
+        </w:rPr>
+        <w:drawing>
+          <wp:inline distT="0" distB="0" distL="0" distR="0" wp14:anchorId="70FB44EB" wp14:editId="2997C940">
+            <wp:extent cx="5400040" cy="1275080"/>
+            <wp:effectExtent l="0" t="0" r="0" b="1270"/>
+            <wp:docPr id="58122958" name="Imagen 9"/>
+            <wp:cNvGraphicFramePr>
+              <a:graphicFrameLocks xmlns:a="http://schemas.openxmlformats.org/drawingml/2006/main" noChangeAspect="1"/>
+            </wp:cNvGraphicFramePr>
+            <a:graphic xmlns:a="http://schemas.openxmlformats.org/drawingml/2006/main">
+              <a:graphicData uri="http://schemas.openxmlformats.org/drawingml/2006/picture">
+                <pic:pic xmlns:pic="http://schemas.openxmlformats.org/drawingml/2006/picture">
+                  <pic:nvPicPr>
+                    <pic:cNvPr id="58122958" name="Imagen 58122958"/>
+                    <pic:cNvPicPr/>
+                  </pic:nvPicPr>
+                  <pic:blipFill>
+                    <a:blip r:embed="rId35" cstate="print">
+                      <a:extLst>
+                        <a:ext uri="{28A0092B-C50C-407E-A947-70E740481C1C}">
+                          <a14:useLocalDpi xmlns:a14="http://schemas.microsoft.com/office/drawing/2010/main" val="0"/>
+                        </a:ext>
+                      </a:extLst>
+                    </a:blip>
+                    <a:stretch>
+                      <a:fillRect/>
+                    </a:stretch>
+                  </pic:blipFill>
+                  <pic:spPr>
+                    <a:xfrm>
+                      <a:off x="0" y="0"/>
+                      <a:ext cx="5400040" cy="1275080"/>
+                    </a:xfrm>
+                    <a:prstGeom prst="rect">
+                      <a:avLst/>
+                    </a:prstGeom>
+                  </pic:spPr>
+                </pic:pic>
+              </a:graphicData>
+            </a:graphic>
+          </wp:inline>
+        </w:drawing>
+      </w:r>
+      <w:r>
+        <w:rPr>
+          <w:noProof/>
+        </w:rPr>
+        <w:drawing>
+          <wp:inline distT="0" distB="0" distL="0" distR="0" wp14:anchorId="35AD0D33" wp14:editId="3D24031A">
+            <wp:extent cx="5400040" cy="1296035"/>
+            <wp:effectExtent l="0" t="0" r="0" b="0"/>
+            <wp:docPr id="1105899305" name="Imagen 10"/>
+            <wp:cNvGraphicFramePr>
+              <a:graphicFrameLocks xmlns:a="http://schemas.openxmlformats.org/drawingml/2006/main" noChangeAspect="1"/>
+            </wp:cNvGraphicFramePr>
+            <a:graphic xmlns:a="http://schemas.openxmlformats.org/drawingml/2006/main">
+              <a:graphicData uri="http://schemas.openxmlformats.org/drawingml/2006/picture">
+                <pic:pic xmlns:pic="http://schemas.openxmlformats.org/drawingml/2006/picture">
+                  <pic:nvPicPr>
+                    <pic:cNvPr id="1105899305" name="Imagen 1105899305"/>
+                    <pic:cNvPicPr/>
+                  </pic:nvPicPr>
+                  <pic:blipFill>
+                    <a:blip r:embed="rId36" cstate="print">
+                      <a:extLst>
+                        <a:ext uri="{28A0092B-C50C-407E-A947-70E740481C1C}">
+                          <a14:useLocalDpi xmlns:a14="http://schemas.microsoft.com/office/drawing/2010/main" val="0"/>
+                        </a:ext>
+                      </a:extLst>
+                    </a:blip>
+                    <a:stretch>
+                      <a:fillRect/>
+                    </a:stretch>
+                  </pic:blipFill>
+                  <pic:spPr>
+                    <a:xfrm>
+                      <a:off x="0" y="0"/>
+                      <a:ext cx="5400040" cy="1296035"/>
+                    </a:xfrm>
+                    <a:prstGeom prst="rect">
+                      <a:avLst/>
+                    </a:prstGeom>
+                  </pic:spPr>
+                </pic:pic>
+              </a:graphicData>
+            </a:graphic>
+          </wp:inline>
+        </w:drawing>
+      </w:r>
+      <w:r>
+        <w:rPr>
+          <w:noProof/>
+        </w:rPr>
+        <w:drawing>
+          <wp:inline distT="0" distB="0" distL="0" distR="0" wp14:anchorId="348D4551" wp14:editId="2E062772">
+            <wp:extent cx="5400040" cy="1285875"/>
+            <wp:effectExtent l="0" t="0" r="0" b="9525"/>
+            <wp:docPr id="1260105848" name="Imagen 11"/>
+            <wp:cNvGraphicFramePr>
+              <a:graphicFrameLocks xmlns:a="http://schemas.openxmlformats.org/drawingml/2006/main" noChangeAspect="1"/>
+            </wp:cNvGraphicFramePr>
+            <a:graphic xmlns:a="http://schemas.openxmlformats.org/drawingml/2006/main">
+              <a:graphicData uri="http://schemas.openxmlformats.org/drawingml/2006/picture">
+                <pic:pic xmlns:pic="http://schemas.openxmlformats.org/drawingml/2006/picture">
+                  <pic:nvPicPr>
+                    <pic:cNvPr id="1260105848" name="Imagen 1260105848"/>
+                    <pic:cNvPicPr/>
+                  </pic:nvPicPr>
+                  <pic:blipFill>
+                    <a:blip r:embed="rId37" cstate="print">
+                      <a:extLst>
+                        <a:ext uri="{28A0092B-C50C-407E-A947-70E740481C1C}">
+                          <a14:useLocalDpi xmlns:a14="http://schemas.microsoft.com/office/drawing/2010/main" val="0"/>
+                        </a:ext>
+                      </a:extLst>
+                    </a:blip>
+                    <a:stretch>
+                      <a:fillRect/>
+                    </a:stretch>
+                  </pic:blipFill>
+                  <pic:spPr>
+                    <a:xfrm>
+                      <a:off x="0" y="0"/>
+                      <a:ext cx="5400040" cy="1285875"/>
+                    </a:xfrm>
+                    <a:prstGeom prst="rect">
+                      <a:avLst/>
+                    </a:prstGeom>
+                  </pic:spPr>
+                </pic:pic>
+              </a:graphicData>
+            </a:graphic>
+          </wp:inline>
+        </w:drawing>
+      </w:r>
+      <w:r>
+        <w:rPr>
+          <w:noProof/>
+        </w:rPr>
+        <w:drawing>
+          <wp:inline distT="0" distB="0" distL="0" distR="0" wp14:anchorId="665CDF68" wp14:editId="5E0CD9A3">
+            <wp:extent cx="5400040" cy="924560"/>
+            <wp:effectExtent l="0" t="0" r="0" b="8890"/>
+            <wp:docPr id="1367677266" name="Imagen 12"/>
+            <wp:cNvGraphicFramePr>
+              <a:graphicFrameLocks xmlns:a="http://schemas.openxmlformats.org/drawingml/2006/main" noChangeAspect="1"/>
+            </wp:cNvGraphicFramePr>
+            <a:graphic xmlns:a="http://schemas.openxmlformats.org/drawingml/2006/main">
+              <a:graphicData uri="http://schemas.openxmlformats.org/drawingml/2006/picture">
+                <pic:pic xmlns:pic="http://schemas.openxmlformats.org/drawingml/2006/picture">
+                  <pic:nvPicPr>
+                    <pic:cNvPr id="1367677266" name="Imagen 1367677266"/>
+                    <pic:cNvPicPr/>
+                  </pic:nvPicPr>
+                  <pic:blipFill>
+                    <a:blip r:embed="rId38" cstate="print">
+                      <a:extLst>
+                        <a:ext uri="{28A0092B-C50C-407E-A947-70E740481C1C}">
+                          <a14:useLocalDpi xmlns:a14="http://schemas.microsoft.com/office/drawing/2010/main" val="0"/>
+                        </a:ext>
+                      </a:extLst>
+                    </a:blip>
+                    <a:stretch>
+                      <a:fillRect/>
+                    </a:stretch>
+                  </pic:blipFill>
+                  <pic:spPr>
+                    <a:xfrm>
+                      <a:off x="0" y="0"/>
+                      <a:ext cx="5400040" cy="924560"/>
+                    </a:xfrm>
+                    <a:prstGeom prst="rect">
+                      <a:avLst/>
+                    </a:prstGeom>
+                  </pic:spPr>
+                </pic:pic>
+              </a:graphicData>
+            </a:graphic>
+          </wp:inline>
+        </w:drawing>
+      </w:r>
+    </w:p>
+    <w:p>
+      <w:pPr>
+        <w:pStyle w:val="Ttulo2"/>
+      </w:pPr>
+      <w:bookmarkStart w:id="34" w:name="_Toc242296952"/>
+      <w:r>
+        <w:t xml:space="preserve">Find </w:t>
+      </w:r>
+      <w:proofErr w:type="spellStart"/>
+      <w:r>
+        <w:t>Query_id</w:t>
+      </w:r>
+      <w:bookmarkEnd w:id="34"/>
+      <w:proofErr w:type="spellEnd"/>
+    </w:p>
+    <w:p>
+      <w:r>
+        <w:rPr>
+          <w:noProof/>
+        </w:rPr>
+        <w:drawing>
+          <wp:inline distT="0" distB="0" distL="0" distR="0" wp14:anchorId="0B114289" wp14:editId="114E4245">
+            <wp:extent cx="5380186" cy="2972058"/>
+            <wp:effectExtent l="0" t="0" r="0" b="0"/>
+            <wp:docPr id="917911479" name="Imagen 13"/>
+            <wp:cNvGraphicFramePr>
+              <a:graphicFrameLocks xmlns:a="http://schemas.openxmlformats.org/drawingml/2006/main" noChangeAspect="1"/>
+            </wp:cNvGraphicFramePr>
+            <a:graphic xmlns:a="http://schemas.openxmlformats.org/drawingml/2006/main">
+              <a:graphicData uri="http://schemas.openxmlformats.org/drawingml/2006/picture">
+                <pic:pic xmlns:pic="http://schemas.openxmlformats.org/drawingml/2006/picture">
+                  <pic:nvPicPr>
+                    <pic:cNvPr id="917911479" name="Imagen 917911479"/>
+                    <pic:cNvPicPr/>
+                  </pic:nvPicPr>
+                  <pic:blipFill>
+                    <a:blip r:embed="rId39">
+                      <a:extLst>
+                        <a:ext uri="{28A0092B-C50C-407E-A947-70E740481C1C}">
+                          <a14:useLocalDpi xmlns:a14="http://schemas.microsoft.com/office/drawing/2010/main" val="0"/>
+                        </a:ext>
+                      </a:extLst>
+                    </a:blip>
+                    <a:stretch>
+                      <a:fillRect/>
+                    </a:stretch>
+                  </pic:blipFill>
+                  <pic:spPr>
+                    <a:xfrm>
+                      <a:off x="0" y="0"/>
+                      <a:ext cx="5380186" cy="2972058"/>
+                    </a:xfrm>
+                    <a:prstGeom prst="rect">
+                      <a:avLst/>
+                    </a:prstGeom>
+                  </pic:spPr>
+                </pic:pic>
+              </a:graphicData>
+            </a:graphic>
+          </wp:inline>
+        </w:drawing>
+      </w:r>
+    </w:p>
+    <w:p>
+      <w:pPr>
+        <w:pStyle w:val="Ttulo2"/>
+      </w:pPr>
+      <w:bookmarkStart w:id="35" w:name="_Toc242296953"/>
+      <w:proofErr w:type="spellStart"/>
+      <w:r>
+        <w:t>Aply</w:t>
+      </w:r>
+      <w:proofErr w:type="spellEnd"/>
+      <w:r>
+        <w:t xml:space="preserve"> MAXDROP</w:t>
+      </w:r>
+      <w:bookmarkEnd w:id="35"/>
+    </w:p>
+    <w:p>
+      <w:r>
+        <w:rPr>
+          <w:noProof/>
+        </w:rPr>
+        <w:drawing>
+          <wp:inline distT="0" distB="0" distL="0" distR="0" wp14:anchorId="5D0F8556" wp14:editId="09DDB846">
+            <wp:extent cx="4016088" cy="3200677"/>
+            <wp:effectExtent l="0" t="0" r="3810" b="0"/>
+            <wp:docPr id="740046336" name="Imagen 14"/>
+            <wp:cNvGraphicFramePr>
+              <a:graphicFrameLocks xmlns:a="http://schemas.openxmlformats.org/drawingml/2006/main" noChangeAspect="1"/>
+            </wp:cNvGraphicFramePr>
+            <a:graphic xmlns:a="http://schemas.openxmlformats.org/drawingml/2006/main">
+              <a:graphicData uri="http://schemas.openxmlformats.org/drawingml/2006/picture">
+                <pic:pic xmlns:pic="http://schemas.openxmlformats.org/drawingml/2006/picture">
+                  <pic:nvPicPr>
+                    <pic:cNvPr id="740046336" name="Imagen 740046336"/>
+                    <pic:cNvPicPr/>
+                  </pic:nvPicPr>
+                  <pic:blipFill>
+                    <a:blip r:embed="rId40">
+                      <a:extLst>
+                        <a:ext uri="{28A0092B-C50C-407E-A947-70E740481C1C}">
+                          <a14:useLocalDpi xmlns:a14="http://schemas.microsoft.com/office/drawing/2010/main" val="0"/>
+                        </a:ext>
+                      </a:extLst>
+                    </a:blip>
+                    <a:stretch>
+                      <a:fillRect/>
+                    </a:stretch>
+                  </pic:blipFill>
+                  <pic:spPr>
+                    <a:xfrm>
+                      <a:off x="0" y="0"/>
+                      <a:ext cx="4016088" cy="3200677"/>
+                    </a:xfrm>
+                    <a:prstGeom prst="rect">
+                      <a:avLst/>
+                    </a:prstGeom>
+                  </pic:spPr>
+                </pic:pic>
+              </a:graphicData>
+            </a:graphic>
+          </wp:inline>
+        </w:drawing>
+      </w:r>
+    </w:p>
+    <w:p>
+      <w:pPr>
+        <w:pStyle w:val="Ttulo2"/>
+      </w:pPr>
+      <w:bookmarkStart w:id="36" w:name="_Toc242296954"/>
+      <w:r>
+        <w:t>Clear Hint</w:t>
+      </w:r>
+      <w:bookmarkEnd w:id="36"/>
+    </w:p>
+    <w:p>
+      <w:r>
+        <w:rPr>
+          <w:noProof/>
+        </w:rPr>
+        <w:drawing>
+          <wp:inline distT="0" distB="0" distL="0" distR="0" wp14:anchorId="69069208" wp14:editId="12460569">
+            <wp:extent cx="4740051" cy="1409822"/>
+            <wp:effectExtent l="0" t="0" r="3810" b="0"/>
+            <wp:docPr id="258763039" name="Imagen 15"/>
+            <wp:cNvGraphicFramePr>
+              <a:graphicFrameLocks xmlns:a="http://schemas.openxmlformats.org/drawingml/2006/main" noChangeAspect="1"/>
+            </wp:cNvGraphicFramePr>
+            <a:graphic xmlns:a="http://schemas.openxmlformats.org/drawingml/2006/main">
+              <a:graphicData uri="http://schemas.openxmlformats.org/drawingml/2006/picture">
+                <pic:pic xmlns:pic="http://schemas.openxmlformats.org/drawingml/2006/picture">
+                  <pic:nvPicPr>
+                    <pic:cNvPr id="258763039" name="Imagen 258763039"/>
+                    <pic:cNvPicPr/>
+                  </pic:nvPicPr>
+                  <pic:blipFill>
+                    <a:blip r:embed="rId41">
+                      <a:extLst>
+                        <a:ext uri="{28A0092B-C50C-407E-A947-70E740481C1C}">
+                          <a14:useLocalDpi xmlns:a14="http://schemas.microsoft.com/office/drawing/2010/main" val="0"/>
+                        </a:ext>
+                      </a:extLst>
+                    </a:blip>
+                    <a:stretch>
+                      <a:fillRect/>
+                    </a:stretch>
+                  </pic:blipFill>
+                  <pic:spPr>
+                    <a:xfrm>
+                      <a:off x="0" y="0"/>
+                      <a:ext cx="4740051" cy="1409822"/>
+                    </a:xfrm>
+                    <a:prstGeom prst="rect">
+                      <a:avLst/>
+                    </a:prstGeom>
+                  </pic:spPr>
+                </pic:pic>
+              </a:graphicData>
+            </a:graphic>
+          </wp:inline>
+        </w:drawing>
+      </w:r>
+    </w:p>
     <w:p>
       <w:pPr>
         <w:pStyle w:val="Ttulo1"/>
       </w:pPr>
-      <w:bookmarkStart w:id="21" w:name="_Toc242273495"/>
+      <w:bookmarkStart w:id="37" w:name="_Toc242296955"/>
       <w:proofErr w:type="spellStart"/>
       <w:r>
-        <w:t>Apply</w:t>
+        <w:t>Identify</w:t>
       </w:r>
       <w:proofErr w:type="spellEnd"/>
       <w:r>
-        <w:t xml:space="preserve"> a </w:t>
+        <w:t xml:space="preserve"> and </w:t>
       </w:r>
       <w:proofErr w:type="spellStart"/>
       <w:r>
-        <w:t>Query</w:t>
+        <w:t>resolve</w:t>
       </w:r>
       <w:proofErr w:type="spellEnd"/>
       <w:r>
-        <w:t xml:space="preserve"> Store </w:t>
+        <w:t xml:space="preserve"> </w:t>
       </w:r>
       <w:proofErr w:type="spellStart"/>
       <w:r>
-        <w:t>hint</w:t>
-      </w:r>
-      <w:bookmarkEnd w:id="21"/>
+        <w:t>blocking</w:t>
+      </w:r>
+      <w:bookmarkEnd w:id="37"/>
       <w:proofErr w:type="spellEnd"/>
     </w:p>
-    <w:p/>
     <w:p>
       <w:pPr>
-        <w:pStyle w:val="Ttulo1"/>
+        <w:pStyle w:val="Ttulo2"/>
       </w:pPr>
-      <w:bookmarkStart w:id="22" w:name="_Toc242273496"/>
+      <w:bookmarkStart w:id="38" w:name="_Toc242296956"/>
+      <w:r>
+        <w:t>3 Windows</w:t>
+      </w:r>
+      <w:bookmarkEnd w:id="38"/>
+    </w:p>
+    <w:p>
+      <w:r>
+        <w:rPr>
+          <w:noProof/>
+        </w:rPr>
+        <w:drawing>
+          <wp:inline distT="0" distB="0" distL="0" distR="0" wp14:anchorId="0E5D6968" wp14:editId="6EE18DE1">
+            <wp:extent cx="5400040" cy="2999105"/>
+            <wp:effectExtent l="0" t="0" r="0" b="0"/>
+            <wp:docPr id="1079535908" name="Imagen 16"/>
+            <wp:cNvGraphicFramePr>
+              <a:graphicFrameLocks xmlns:a="http://schemas.openxmlformats.org/drawingml/2006/main" noChangeAspect="1"/>
+            </wp:cNvGraphicFramePr>
+            <a:graphic xmlns:a="http://schemas.openxmlformats.org/drawingml/2006/main">
+              <a:graphicData uri="http://schemas.openxmlformats.org/drawingml/2006/picture">
+                <pic:pic xmlns:pic="http://schemas.openxmlformats.org/drawingml/2006/picture">
+                  <pic:nvPicPr>
+                    <pic:cNvPr id="1079535908" name="Imagen 1079535908"/>
+                    <pic:cNvPicPr/>
+                  </pic:nvPicPr>
+                  <pic:blipFill>
+                    <a:blip r:embed="rId42" cstate="print">
+                      <a:extLst>
+                        <a:ext uri="{28A0092B-C50C-407E-A947-70E740481C1C}">
+                          <a14:useLocalDpi xmlns:a14="http://schemas.microsoft.com/office/drawing/2010/main" val="0"/>
+                        </a:ext>
+                      </a:extLst>
+                    </a:blip>
+                    <a:stretch>
+                      <a:fillRect/>
+                    </a:stretch>
+                  </pic:blipFill>
+                  <pic:spPr>
+                    <a:xfrm>
+                      <a:off x="0" y="0"/>
+                      <a:ext cx="5400040" cy="2999105"/>
+                    </a:xfrm>
+                    <a:prstGeom prst="rect">
+                      <a:avLst/>
+                    </a:prstGeom>
+                  </pic:spPr>
+                </pic:pic>
+              </a:graphicData>
+            </a:graphic>
+          </wp:inline>
+        </w:drawing>
+      </w:r>
+    </w:p>
+    <w:p>
+      <w:pPr>
+        <w:pStyle w:val="Ttulo2"/>
+      </w:pPr>
+      <w:bookmarkStart w:id="39" w:name="_Toc242296957"/>
       <w:proofErr w:type="spellStart"/>
       <w:r>
-        <w:t>Identify</w:t>
+        <w:t>Investigate</w:t>
       </w:r>
       <w:proofErr w:type="spellEnd"/>
       <w:r>
-        <w:t xml:space="preserve"> and </w:t>
+        <w:t xml:space="preserve"> Head Blocker</w:t>
+      </w:r>
+      <w:bookmarkEnd w:id="39"/>
+    </w:p>
+    <w:p>
+      <w:r>
+        <w:rPr>
+          <w:noProof/>
+        </w:rPr>
+        <w:drawing>
+          <wp:inline distT="0" distB="0" distL="0" distR="0" wp14:anchorId="188F10C7" wp14:editId="63604BBD">
+            <wp:extent cx="5400040" cy="2692400"/>
+            <wp:effectExtent l="0" t="0" r="0" b="0"/>
+            <wp:docPr id="1834785797" name="Imagen 17"/>
+            <wp:cNvGraphicFramePr>
+              <a:graphicFrameLocks xmlns:a="http://schemas.openxmlformats.org/drawingml/2006/main" noChangeAspect="1"/>
+            </wp:cNvGraphicFramePr>
+            <a:graphic xmlns:a="http://schemas.openxmlformats.org/drawingml/2006/main">
+              <a:graphicData uri="http://schemas.openxmlformats.org/drawingml/2006/picture">
+                <pic:pic xmlns:pic="http://schemas.openxmlformats.org/drawingml/2006/picture">
+                  <pic:nvPicPr>
+                    <pic:cNvPr id="1834785797" name="Imagen 1834785797"/>
+                    <pic:cNvPicPr/>
+                  </pic:nvPicPr>
+                  <pic:blipFill>
+                    <a:blip r:embed="rId43" cstate="print">
+                      <a:extLst>
+                        <a:ext uri="{28A0092B-C50C-407E-A947-70E740481C1C}">
+                          <a14:useLocalDpi xmlns:a14="http://schemas.microsoft.com/office/drawing/2010/main" val="0"/>
+                        </a:ext>
+                      </a:extLst>
+                    </a:blip>
+                    <a:stretch>
+                      <a:fillRect/>
+                    </a:stretch>
+                  </pic:blipFill>
+                  <pic:spPr>
+                    <a:xfrm>
+                      <a:off x="0" y="0"/>
+                      <a:ext cx="5400040" cy="2692400"/>
+                    </a:xfrm>
+                    <a:prstGeom prst="rect">
+                      <a:avLst/>
+                    </a:prstGeom>
+                  </pic:spPr>
+                </pic:pic>
+              </a:graphicData>
+            </a:graphic>
+          </wp:inline>
+        </w:drawing>
+      </w:r>
+    </w:p>
+    <w:p>
+      <w:pPr>
+        <w:pStyle w:val="Ttulo2"/>
+      </w:pPr>
+      <w:bookmarkStart w:id="40" w:name="_Toc242296958"/>
+      <w:r>
+        <w:t xml:space="preserve">Window 1 </w:t>
       </w:r>
       <w:proofErr w:type="spellStart"/>
       <w:r>
-        <w:t>resolve</w:t>
-      </w:r>
+        <w:t>Rollback</w:t>
+      </w:r>
+      <w:bookmarkEnd w:id="40"/>
       <w:proofErr w:type="spellEnd"/>
-      <w:r>
-        <w:t xml:space="preserve"> </w:t>
+    </w:p>
+    <w:p>
+      <w:r>
+        <w:rPr>
+          <w:noProof/>
+        </w:rPr>
+        <w:drawing>
+          <wp:inline distT="0" distB="0" distL="0" distR="0" wp14:anchorId="62FAE259" wp14:editId="27AB57F0">
+            <wp:extent cx="5400040" cy="1891665"/>
+            <wp:effectExtent l="0" t="0" r="0" b="0"/>
+            <wp:docPr id="476081230" name="Imagen 18"/>
+            <wp:cNvGraphicFramePr>
+              <a:graphicFrameLocks xmlns:a="http://schemas.openxmlformats.org/drawingml/2006/main" noChangeAspect="1"/>
+            </wp:cNvGraphicFramePr>
+            <a:graphic xmlns:a="http://schemas.openxmlformats.org/drawingml/2006/main">
+              <a:graphicData uri="http://schemas.openxmlformats.org/drawingml/2006/picture">
+                <pic:pic xmlns:pic="http://schemas.openxmlformats.org/drawingml/2006/picture">
+                  <pic:nvPicPr>
+                    <pic:cNvPr id="476081230" name="Imagen 476081230"/>
+                    <pic:cNvPicPr/>
+                  </pic:nvPicPr>
+                  <pic:blipFill>
+                    <a:blip r:embed="rId44">
+                      <a:extLst>
+                        <a:ext uri="{28A0092B-C50C-407E-A947-70E740481C1C}">
+                          <a14:useLocalDpi xmlns:a14="http://schemas.microsoft.com/office/drawing/2010/main" val="0"/>
+                        </a:ext>
+                      </a:extLst>
+                    </a:blip>
+                    <a:stretch>
+                      <a:fillRect/>
+                    </a:stretch>
+                  </pic:blipFill>
+                  <pic:spPr>
+                    <a:xfrm>
+                      <a:off x="0" y="0"/>
+                      <a:ext cx="5400040" cy="1891665"/>
+                    </a:xfrm>
+                    <a:prstGeom prst="rect">
+                      <a:avLst/>
+                    </a:prstGeom>
+                  </pic:spPr>
+                </pic:pic>
+              </a:graphicData>
+            </a:graphic>
+          </wp:inline>
+        </w:drawing>
+      </w:r>
+    </w:p>
+    <w:p>
+      <w:pPr>
+        <w:pStyle w:val="Ttulo2"/>
+      </w:pPr>
+      <w:bookmarkStart w:id="41" w:name="_Toc242296959"/>
+      <w:r>
+        <w:t xml:space="preserve">Window 2 </w:t>
       </w:r>
       <w:proofErr w:type="spellStart"/>
       <w:r>
-        <w:t>blocking</w:t>
-      </w:r>
-      <w:bookmarkEnd w:id="22"/>
+        <w:t>Executed</w:t>
+      </w:r>
+      <w:bookmarkEnd w:id="41"/>
       <w:proofErr w:type="spellEnd"/>
+    </w:p>
+    <w:p>
+      <w:r>
+        <w:rPr>
+          <w:noProof/>
+          <w:u w:val="single"/>
+        </w:rPr>
+        <w:drawing>
+          <wp:inline distT="0" distB="0" distL="0" distR="0" wp14:anchorId="7B32CB91" wp14:editId="4C11D68A">
+            <wp:extent cx="4290432" cy="1836579"/>
+            <wp:effectExtent l="0" t="0" r="0" b="0"/>
+            <wp:docPr id="1727140079" name="Imagen 19"/>
+            <wp:cNvGraphicFramePr>
+              <a:graphicFrameLocks xmlns:a="http://schemas.openxmlformats.org/drawingml/2006/main" noChangeAspect="1"/>
+            </wp:cNvGraphicFramePr>
+            <a:graphic xmlns:a="http://schemas.openxmlformats.org/drawingml/2006/main">
+              <a:graphicData uri="http://schemas.openxmlformats.org/drawingml/2006/picture">
+                <pic:pic xmlns:pic="http://schemas.openxmlformats.org/drawingml/2006/picture">
+                  <pic:nvPicPr>
+                    <pic:cNvPr id="1727140079" name="Imagen 1727140079"/>
+                    <pic:cNvPicPr/>
+                  </pic:nvPicPr>
+                  <pic:blipFill>
+                    <a:blip r:embed="rId45">
+                      <a:extLst>
+                        <a:ext uri="{28A0092B-C50C-407E-A947-70E740481C1C}">
+                          <a14:useLocalDpi xmlns:a14="http://schemas.microsoft.com/office/drawing/2010/main" val="0"/>
+                        </a:ext>
+                      </a:extLst>
+                    </a:blip>
+                    <a:stretch>
+                      <a:fillRect/>
+                    </a:stretch>
+                  </pic:blipFill>
+                  <pic:spPr>
+                    <a:xfrm>
+                      <a:off x="0" y="0"/>
+                      <a:ext cx="4290432" cy="1836579"/>
+                    </a:xfrm>
+                    <a:prstGeom prst="rect">
+                      <a:avLst/>
+                    </a:prstGeom>
+                  </pic:spPr>
+                </pic:pic>
+              </a:graphicData>
+            </a:graphic>
+          </wp:inline>
+        </w:drawing>
+      </w:r>
     </w:p>
     <w:p/>
     <w:sectPr>
-      <w:headerReference w:type="default" r:id="rId29"/>
-      <w:footerReference w:type="default" r:id="rId30"/>
+      <w:headerReference w:type="default" r:id="rId46"/>
+      <w:footerReference w:type="default" r:id="rId47"/>
       <w:pgSz w:w="11906" w:h="16838"/>
       <w:pgMar w:top="1417" w:right="1701" w:bottom="1417" w:left="1701" w:header="708" w:footer="708" w:gutter="0"/>
       <w:cols w:space="708"/>
@@ -3468,7 +5716,7 @@
 </file>
 
 <file path=word/endnotes.xml><?xml version="1.0" encoding="utf-8"?>
-<w:endnotes xmlns:wpc="http://schemas.microsoft.com/office/word/2010/wordprocessingCanvas" xmlns:cx="http://schemas.microsoft.com/office/drawing/2014/chartex" xmlns:cx1="http://schemas.microsoft.com/office/drawing/2015/9/8/chartex" xmlns:cx2="http://schemas.microsoft.com/office/drawing/2015/10/21/chartex" xmlns:cx3="http://schemas.microsoft.com/office/drawing/2016/5/9/chartex" xmlns:cx4="http://schemas.microsoft.com/office/drawing/2016/5/10/chartex" xmlns:cx5="http://schemas.microsoft.com/office/drawing/2016/5/11/chartex" xmlns:cx6="http://schemas.microsoft.com/office/drawing/2016/5/12/chartex" xmlns:cx7="http://schemas.microsoft.com/office/drawing/2016/5/13/chartex" xmlns:cx8="http://schemas.microsoft.com/office/drawing/2016/5/14/chartex" xmlns:mc="http://schemas.openxmlformats.org/markup-compatibility/2006" xmlns:aink="http://schemas.microsoft.com/office/drawing/2016/ink" xmlns:am3d="http://schemas.microsoft.com/office/drawing/2017/model3d" xmlns:o="urn:schemas-microsoft-com:office:office" xmlns:oel="http://schemas.microsoft.com/office/2019/extlst" xmlns:r="http://schemas.openxmlformats.org/officeDocument/2006/relationships" xmlns:m="http://schemas.openxmlformats.org/officeDocument/2006/math" xmlns:v="urn:schemas-microsoft-com:vml" xmlns:wp14="http://schemas.microsoft.com/office/word/2010/wordprocessingDrawing" xmlns:wp="http://schemas.openxmlformats.org/drawingml/2006/wordprocessingDrawing" xmlns:w10="urn:schemas-microsoft-com:office:word" xmlns:w="http://schemas.openxmlformats.org/wordprocessingml/2006/main" xmlns:w14="http://schemas.microsoft.com/office/word/2010/wordml" xmlns:w15="http://schemas.microsoft.com/office/word/2012/wordml" xmlns:w16cex="http://schemas.microsoft.com/office/word/2018/wordml/cex" xmlns:w16cid="http://schemas.microsoft.com/office/word/2016/wordml/cid" xmlns:w16="http://schemas.microsoft.com/office/word/2018/wordml" xmlns:w16sdtdh="http://schemas.microsoft.com/office/word/2020/wordml/sdtdatahash" xmlns:w16se="http://schemas.microsoft.com/office/word/2015/wordml/symex" xmlns:wpg="http://schemas.microsoft.com/office/word/2010/wordprocessingGroup" xmlns:wpi="http://schemas.microsoft.com/office/word/2010/wordprocessingInk" xmlns:wne="http://schemas.microsoft.com/office/word/2006/wordml" xmlns:wps="http://schemas.microsoft.com/office/word/2010/wordprocessingShape" mc:Ignorable="w14 w15 w16se w16cid w16 w16cex w16sdtdh wp14">
+<w:endnotes xmlns:wpc="http://schemas.microsoft.com/office/word/2010/wordprocessingCanvas" xmlns:cx="http://schemas.microsoft.com/office/drawing/2014/chartex" xmlns:cx1="http://schemas.microsoft.com/office/drawing/2015/9/8/chartex" xmlns:cx2="http://schemas.microsoft.com/office/drawing/2015/10/21/chartex" xmlns:cx3="http://schemas.microsoft.com/office/drawing/2016/5/9/chartex" xmlns:cx4="http://schemas.microsoft.com/office/drawing/2016/5/10/chartex" xmlns:cx5="http://schemas.microsoft.com/office/drawing/2016/5/11/chartex" xmlns:cx6="http://schemas.microsoft.com/office/drawing/2016/5/12/chartex" xmlns:cx7="http://schemas.microsoft.com/office/drawing/2016/5/13/chartex" xmlns:cx8="http://schemas.microsoft.com/office/drawing/2016/5/14/chartex" xmlns:mc="http://schemas.openxmlformats.org/markup-compatibility/2006" xmlns:aink="http://schemas.microsoft.com/office/drawing/2016/ink" xmlns:am3d="http://schemas.microsoft.com/office/drawing/2017/model3d" xmlns:o="urn:schemas-microsoft-com:office:office" xmlns:oel="http://schemas.microsoft.com/office/2019/extlst" xmlns:r="http://schemas.openxmlformats.org/officeDocument/2006/relationships" xmlns:m="http://schemas.openxmlformats.org/officeDocument/2006/math" xmlns:v="urn:schemas-microsoft-com:vml" xmlns:wp14="http://schemas.microsoft.com/office/word/2010/wordprocessingDrawing" xmlns:wp="http://schemas.openxmlformats.org/drawingml/2006/wordprocessingDrawing" xmlns:w10="urn:schemas-microsoft-com:office:word" xmlns:w="http://schemas.openxmlformats.org/wordprocessingml/2006/main" xmlns:w14="http://schemas.microsoft.com/office/word/2010/wordml" xmlns:w15="http://schemas.microsoft.com/office/word/2012/wordml" xmlns:w16cex="http://schemas.microsoft.com/office/word/2018/wordml/cex" xmlns:w16cid="http://schemas.microsoft.com/office/word/2016/wordml/cid" xmlns:w16="http://schemas.microsoft.com/office/word/2018/wordml" xmlns:w16du="http://schemas.microsoft.com/office/word/2023/wordml/word16du" xmlns:w16sdtdh="http://schemas.microsoft.com/office/word/2020/wordml/sdtdatahash" xmlns:w16sdtfl="http://schemas.microsoft.com/office/word/2024/wordml/sdtformatlock" xmlns:w16se="http://schemas.microsoft.com/office/word/2015/wordml/symex" xmlns:wpg="http://schemas.microsoft.com/office/word/2010/wordprocessingGroup" xmlns:wpi="http://schemas.microsoft.com/office/word/2010/wordprocessingInk" xmlns:wne="http://schemas.microsoft.com/office/word/2006/wordml" xmlns:wps="http://schemas.microsoft.com/office/word/2010/wordprocessingShape" mc:Ignorable="w14 w15 w16se w16cid w16 w16cex w16sdtdh w16sdtfl w16du wp14">
   <w:endnote w:type="separator" w:id="-1">
     <w:p>
       <w:pPr>
@@ -3493,7 +5741,7 @@
 </file>
 
 <file path=word/footer1.xml><?xml version="1.0" encoding="utf-8"?>
-<w:ftr xmlns:wpc="http://schemas.microsoft.com/office/word/2010/wordprocessingCanvas" xmlns:cx="http://schemas.microsoft.com/office/drawing/2014/chartex" xmlns:cx1="http://schemas.microsoft.com/office/drawing/2015/9/8/chartex" xmlns:cx2="http://schemas.microsoft.com/office/drawing/2015/10/21/chartex" xmlns:cx3="http://schemas.microsoft.com/office/drawing/2016/5/9/chartex" xmlns:cx4="http://schemas.microsoft.com/office/drawing/2016/5/10/chartex" xmlns:cx5="http://schemas.microsoft.com/office/drawing/2016/5/11/chartex" xmlns:cx6="http://schemas.microsoft.com/office/drawing/2016/5/12/chartex" xmlns:cx7="http://schemas.microsoft.com/office/drawing/2016/5/13/chartex" xmlns:cx8="http://schemas.microsoft.com/office/drawing/2016/5/14/chartex" xmlns:mc="http://schemas.openxmlformats.org/markup-compatibility/2006" xmlns:aink="http://schemas.microsoft.com/office/drawing/2016/ink" xmlns:am3d="http://schemas.microsoft.com/office/drawing/2017/model3d" xmlns:o="urn:schemas-microsoft-com:office:office" xmlns:oel="http://schemas.microsoft.com/office/2019/extlst" xmlns:r="http://schemas.openxmlformats.org/officeDocument/2006/relationships" xmlns:m="http://schemas.openxmlformats.org/officeDocument/2006/math" xmlns:v="urn:schemas-microsoft-com:vml" xmlns:wp14="http://schemas.microsoft.com/office/word/2010/wordprocessingDrawing" xmlns:wp="http://schemas.openxmlformats.org/drawingml/2006/wordprocessingDrawing" xmlns:w10="urn:schemas-microsoft-com:office:word" xmlns:w="http://schemas.openxmlformats.org/wordprocessingml/2006/main" xmlns:w14="http://schemas.microsoft.com/office/word/2010/wordml" xmlns:w15="http://schemas.microsoft.com/office/word/2012/wordml" xmlns:w16cex="http://schemas.microsoft.com/office/word/2018/wordml/cex" xmlns:w16cid="http://schemas.microsoft.com/office/word/2016/wordml/cid" xmlns:w16="http://schemas.microsoft.com/office/word/2018/wordml" xmlns:w16sdtdh="http://schemas.microsoft.com/office/word/2020/wordml/sdtdatahash" xmlns:w16se="http://schemas.microsoft.com/office/word/2015/wordml/symex" xmlns:wpg="http://schemas.microsoft.com/office/word/2010/wordprocessingGroup" xmlns:wpi="http://schemas.microsoft.com/office/word/2010/wordprocessingInk" xmlns:wne="http://schemas.microsoft.com/office/word/2006/wordml" xmlns:wps="http://schemas.microsoft.com/office/word/2010/wordprocessingShape" mc:Ignorable="w14 w15 w16se w16cid w16 w16cex w16sdtdh wp14">
+<w:ftr xmlns:wpc="http://schemas.microsoft.com/office/word/2010/wordprocessingCanvas" xmlns:cx="http://schemas.microsoft.com/office/drawing/2014/chartex" xmlns:cx1="http://schemas.microsoft.com/office/drawing/2015/9/8/chartex" xmlns:cx2="http://schemas.microsoft.com/office/drawing/2015/10/21/chartex" xmlns:cx3="http://schemas.microsoft.com/office/drawing/2016/5/9/chartex" xmlns:cx4="http://schemas.microsoft.com/office/drawing/2016/5/10/chartex" xmlns:cx5="http://schemas.microsoft.com/office/drawing/2016/5/11/chartex" xmlns:cx6="http://schemas.microsoft.com/office/drawing/2016/5/12/chartex" xmlns:cx7="http://schemas.microsoft.com/office/drawing/2016/5/13/chartex" xmlns:cx8="http://schemas.microsoft.com/office/drawing/2016/5/14/chartex" xmlns:mc="http://schemas.openxmlformats.org/markup-compatibility/2006" xmlns:aink="http://schemas.microsoft.com/office/drawing/2016/ink" xmlns:am3d="http://schemas.microsoft.com/office/drawing/2017/model3d" xmlns:o="urn:schemas-microsoft-com:office:office" xmlns:oel="http://schemas.microsoft.com/office/2019/extlst" xmlns:r="http://schemas.openxmlformats.org/officeDocument/2006/relationships" xmlns:m="http://schemas.openxmlformats.org/officeDocument/2006/math" xmlns:v="urn:schemas-microsoft-com:vml" xmlns:wp14="http://schemas.microsoft.com/office/word/2010/wordprocessingDrawing" xmlns:wp="http://schemas.openxmlformats.org/drawingml/2006/wordprocessingDrawing" xmlns:w10="urn:schemas-microsoft-com:office:word" xmlns:w="http://schemas.openxmlformats.org/wordprocessingml/2006/main" xmlns:w14="http://schemas.microsoft.com/office/word/2010/wordml" xmlns:w15="http://schemas.microsoft.com/office/word/2012/wordml" xmlns:w16cex="http://schemas.microsoft.com/office/word/2018/wordml/cex" xmlns:w16cid="http://schemas.microsoft.com/office/word/2016/wordml/cid" xmlns:w16="http://schemas.microsoft.com/office/word/2018/wordml" xmlns:w16du="http://schemas.microsoft.com/office/word/2023/wordml/word16du" xmlns:w16sdtdh="http://schemas.microsoft.com/office/word/2020/wordml/sdtdatahash" xmlns:w16sdtfl="http://schemas.microsoft.com/office/word/2024/wordml/sdtformatlock" xmlns:w16se="http://schemas.microsoft.com/office/word/2015/wordml/symex" xmlns:wpg="http://schemas.microsoft.com/office/word/2010/wordprocessingGroup" xmlns:wpi="http://schemas.microsoft.com/office/word/2010/wordprocessingInk" xmlns:wne="http://schemas.microsoft.com/office/word/2006/wordml" xmlns:wps="http://schemas.microsoft.com/office/word/2010/wordprocessingShape" mc:Ignorable="w14 w15 w16se w16cid w16 w16cex w16sdtdh w16sdtfl w16du wp14">
   <w:p>
     <w:pPr>
       <w:pStyle w:val="Piedepgina"/>
@@ -3513,7 +5761,7 @@
 </file>
 
 <file path=word/footnotes.xml><?xml version="1.0" encoding="utf-8"?>
-<w:footnotes xmlns:wpc="http://schemas.microsoft.com/office/word/2010/wordprocessingCanvas" xmlns:cx="http://schemas.microsoft.com/office/drawing/2014/chartex" xmlns:cx1="http://schemas.microsoft.com/office/drawing/2015/9/8/chartex" xmlns:cx2="http://schemas.microsoft.com/office/drawing/2015/10/21/chartex" xmlns:cx3="http://schemas.microsoft.com/office/drawing/2016/5/9/chartex" xmlns:cx4="http://schemas.microsoft.com/office/drawing/2016/5/10/chartex" xmlns:cx5="http://schemas.microsoft.com/office/drawing/2016/5/11/chartex" xmlns:cx6="http://schemas.microsoft.com/office/drawing/2016/5/12/chartex" xmlns:cx7="http://schemas.microsoft.com/office/drawing/2016/5/13/chartex" xmlns:cx8="http://schemas.microsoft.com/office/drawing/2016/5/14/chartex" xmlns:mc="http://schemas.openxmlformats.org/markup-compatibility/2006" xmlns:aink="http://schemas.microsoft.com/office/drawing/2016/ink" xmlns:am3d="http://schemas.microsoft.com/office/drawing/2017/model3d" xmlns:o="urn:schemas-microsoft-com:office:office" xmlns:oel="http://schemas.microsoft.com/office/2019/extlst" xmlns:r="http://schemas.openxmlformats.org/officeDocument/2006/relationships" xmlns:m="http://schemas.openxmlformats.org/officeDocument/2006/math" xmlns:v="urn:schemas-microsoft-com:vml" xmlns:wp14="http://schemas.microsoft.com/office/word/2010/wordprocessingDrawing" xmlns:wp="http://schemas.openxmlformats.org/drawingml/2006/wordprocessingDrawing" xmlns:w10="urn:schemas-microsoft-com:office:word" xmlns:w="http://schemas.openxmlformats.org/wordprocessingml/2006/main" xmlns:w14="http://schemas.microsoft.com/office/word/2010/wordml" xmlns:w15="http://schemas.microsoft.com/office/word/2012/wordml" xmlns:w16cex="http://schemas.microsoft.com/office/word/2018/wordml/cex" xmlns:w16cid="http://schemas.microsoft.com/office/word/2016/wordml/cid" xmlns:w16="http://schemas.microsoft.com/office/word/2018/wordml" xmlns:w16sdtdh="http://schemas.microsoft.com/office/word/2020/wordml/sdtdatahash" xmlns:w16se="http://schemas.microsoft.com/office/word/2015/wordml/symex" xmlns:wpg="http://schemas.microsoft.com/office/word/2010/wordprocessingGroup" xmlns:wpi="http://schemas.microsoft.com/office/word/2010/wordprocessingInk" xmlns:wne="http://schemas.microsoft.com/office/word/2006/wordml" xmlns:wps="http://schemas.microsoft.com/office/word/2010/wordprocessingShape" mc:Ignorable="w14 w15 w16se w16cid w16 w16cex w16sdtdh wp14">
+<w:footnotes xmlns:wpc="http://schemas.microsoft.com/office/word/2010/wordprocessingCanvas" xmlns:cx="http://schemas.microsoft.com/office/drawing/2014/chartex" xmlns:cx1="http://schemas.microsoft.com/office/drawing/2015/9/8/chartex" xmlns:cx2="http://schemas.microsoft.com/office/drawing/2015/10/21/chartex" xmlns:cx3="http://schemas.microsoft.com/office/drawing/2016/5/9/chartex" xmlns:cx4="http://schemas.microsoft.com/office/drawing/2016/5/10/chartex" xmlns:cx5="http://schemas.microsoft.com/office/drawing/2016/5/11/chartex" xmlns:cx6="http://schemas.microsoft.com/office/drawing/2016/5/12/chartex" xmlns:cx7="http://schemas.microsoft.com/office/drawing/2016/5/13/chartex" xmlns:cx8="http://schemas.microsoft.com/office/drawing/2016/5/14/chartex" xmlns:mc="http://schemas.openxmlformats.org/markup-compatibility/2006" xmlns:aink="http://schemas.microsoft.com/office/drawing/2016/ink" xmlns:am3d="http://schemas.microsoft.com/office/drawing/2017/model3d" xmlns:o="urn:schemas-microsoft-com:office:office" xmlns:oel="http://schemas.microsoft.com/office/2019/extlst" xmlns:r="http://schemas.openxmlformats.org/officeDocument/2006/relationships" xmlns:m="http://schemas.openxmlformats.org/officeDocument/2006/math" xmlns:v="urn:schemas-microsoft-com:vml" xmlns:wp14="http://schemas.microsoft.com/office/word/2010/wordprocessingDrawing" xmlns:wp="http://schemas.openxmlformats.org/drawingml/2006/wordprocessingDrawing" xmlns:w10="urn:schemas-microsoft-com:office:word" xmlns:w="http://schemas.openxmlformats.org/wordprocessingml/2006/main" xmlns:w14="http://schemas.microsoft.com/office/word/2010/wordml" xmlns:w15="http://schemas.microsoft.com/office/word/2012/wordml" xmlns:w16cex="http://schemas.microsoft.com/office/word/2018/wordml/cex" xmlns:w16cid="http://schemas.microsoft.com/office/word/2016/wordml/cid" xmlns:w16="http://schemas.microsoft.com/office/word/2018/wordml" xmlns:w16du="http://schemas.microsoft.com/office/word/2023/wordml/word16du" xmlns:w16sdtdh="http://schemas.microsoft.com/office/word/2020/wordml/sdtdatahash" xmlns:w16sdtfl="http://schemas.microsoft.com/office/word/2024/wordml/sdtformatlock" xmlns:w16se="http://schemas.microsoft.com/office/word/2015/wordml/symex" xmlns:wpg="http://schemas.microsoft.com/office/word/2010/wordprocessingGroup" xmlns:wpi="http://schemas.microsoft.com/office/word/2010/wordprocessingInk" xmlns:wne="http://schemas.microsoft.com/office/word/2006/wordml" xmlns:wps="http://schemas.microsoft.com/office/word/2010/wordprocessingShape" mc:Ignorable="w14 w15 w16se w16cid w16 w16cex w16sdtdh w16sdtfl w16du wp14">
   <w:footnote w:type="separator" w:id="-1">
     <w:p>
       <w:pPr>
@@ -3538,7 +5786,7 @@
 </file>
 
 <file path=word/header1.xml><?xml version="1.0" encoding="utf-8"?>
-<w:hdr xmlns:wpc="http://schemas.microsoft.com/office/word/2010/wordprocessingCanvas" xmlns:cx="http://schemas.microsoft.com/office/drawing/2014/chartex" xmlns:cx1="http://schemas.microsoft.com/office/drawing/2015/9/8/chartex" xmlns:cx2="http://schemas.microsoft.com/office/drawing/2015/10/21/chartex" xmlns:cx3="http://schemas.microsoft.com/office/drawing/2016/5/9/chartex" xmlns:cx4="http://schemas.microsoft.com/office/drawing/2016/5/10/chartex" xmlns:cx5="http://schemas.microsoft.com/office/drawing/2016/5/11/chartex" xmlns:cx6="http://schemas.microsoft.com/office/drawing/2016/5/12/chartex" xmlns:cx7="http://schemas.microsoft.com/office/drawing/2016/5/13/chartex" xmlns:cx8="http://schemas.microsoft.com/office/drawing/2016/5/14/chartex" xmlns:mc="http://schemas.openxmlformats.org/markup-compatibility/2006" xmlns:aink="http://schemas.microsoft.com/office/drawing/2016/ink" xmlns:am3d="http://schemas.microsoft.com/office/drawing/2017/model3d" xmlns:o="urn:schemas-microsoft-com:office:office" xmlns:oel="http://schemas.microsoft.com/office/2019/extlst" xmlns:r="http://schemas.openxmlformats.org/officeDocument/2006/relationships" xmlns:m="http://schemas.openxmlformats.org/officeDocument/2006/math" xmlns:v="urn:schemas-microsoft-com:vml" xmlns:wp14="http://schemas.microsoft.com/office/word/2010/wordprocessingDrawing" xmlns:wp="http://schemas.openxmlformats.org/drawingml/2006/wordprocessingDrawing" xmlns:w10="urn:schemas-microsoft-com:office:word" xmlns:w="http://schemas.openxmlformats.org/wordprocessingml/2006/main" xmlns:w14="http://schemas.microsoft.com/office/word/2010/wordml" xmlns:w15="http://schemas.microsoft.com/office/word/2012/wordml" xmlns:w16cex="http://schemas.microsoft.com/office/word/2018/wordml/cex" xmlns:w16cid="http://schemas.microsoft.com/office/word/2016/wordml/cid" xmlns:w16="http://schemas.microsoft.com/office/word/2018/wordml" xmlns:w16sdtdh="http://schemas.microsoft.com/office/word/2020/wordml/sdtdatahash" xmlns:w16se="http://schemas.microsoft.com/office/word/2015/wordml/symex" xmlns:wpg="http://schemas.microsoft.com/office/word/2010/wordprocessingGroup" xmlns:wpi="http://schemas.microsoft.com/office/word/2010/wordprocessingInk" xmlns:wne="http://schemas.microsoft.com/office/word/2006/wordml" xmlns:wps="http://schemas.microsoft.com/office/word/2010/wordprocessingShape" mc:Ignorable="w14 w15 w16se w16cid w16 w16cex w16sdtdh wp14">
+<w:hdr xmlns:wpc="http://schemas.microsoft.com/office/word/2010/wordprocessingCanvas" xmlns:cx="http://schemas.microsoft.com/office/drawing/2014/chartex" xmlns:cx1="http://schemas.microsoft.com/office/drawing/2015/9/8/chartex" xmlns:cx2="http://schemas.microsoft.com/office/drawing/2015/10/21/chartex" xmlns:cx3="http://schemas.microsoft.com/office/drawing/2016/5/9/chartex" xmlns:cx4="http://schemas.microsoft.com/office/drawing/2016/5/10/chartex" xmlns:cx5="http://schemas.microsoft.com/office/drawing/2016/5/11/chartex" xmlns:cx6="http://schemas.microsoft.com/office/drawing/2016/5/12/chartex" xmlns:cx7="http://schemas.microsoft.com/office/drawing/2016/5/13/chartex" xmlns:cx8="http://schemas.microsoft.com/office/drawing/2016/5/14/chartex" xmlns:mc="http://schemas.openxmlformats.org/markup-compatibility/2006" xmlns:aink="http://schemas.microsoft.com/office/drawing/2016/ink" xmlns:am3d="http://schemas.microsoft.com/office/drawing/2017/model3d" xmlns:o="urn:schemas-microsoft-com:office:office" xmlns:oel="http://schemas.microsoft.com/office/2019/extlst" xmlns:r="http://schemas.openxmlformats.org/officeDocument/2006/relationships" xmlns:m="http://schemas.openxmlformats.org/officeDocument/2006/math" xmlns:v="urn:schemas-microsoft-com:vml" xmlns:wp14="http://schemas.microsoft.com/office/word/2010/wordprocessingDrawing" xmlns:wp="http://schemas.openxmlformats.org/drawingml/2006/wordprocessingDrawing" xmlns:w10="urn:schemas-microsoft-com:office:word" xmlns:w="http://schemas.openxmlformats.org/wordprocessingml/2006/main" xmlns:w14="http://schemas.microsoft.com/office/word/2010/wordml" xmlns:w15="http://schemas.microsoft.com/office/word/2012/wordml" xmlns:w16cex="http://schemas.microsoft.com/office/word/2018/wordml/cex" xmlns:w16cid="http://schemas.microsoft.com/office/word/2016/wordml/cid" xmlns:w16="http://schemas.microsoft.com/office/word/2018/wordml" xmlns:w16du="http://schemas.microsoft.com/office/word/2023/wordml/word16du" xmlns:w16sdtdh="http://schemas.microsoft.com/office/word/2020/wordml/sdtdatahash" xmlns:w16sdtfl="http://schemas.microsoft.com/office/word/2024/wordml/sdtformatlock" xmlns:w16se="http://schemas.microsoft.com/office/word/2015/wordml/symex" xmlns:wpg="http://schemas.microsoft.com/office/word/2010/wordprocessingGroup" xmlns:wpi="http://schemas.microsoft.com/office/word/2010/wordprocessingInk" xmlns:wne="http://schemas.microsoft.com/office/word/2006/wordml" xmlns:wps="http://schemas.microsoft.com/office/word/2010/wordprocessingShape" mc:Ignorable="w14 w15 w16se w16cid w16 w16cex w16sdtdh w16sdtfl w16du wp14">
   <w:p>
     <w:pPr>
       <w:pStyle w:val="Encabezado"/>
@@ -3560,7 +5808,7 @@
 </file>
 
 <file path=word/styles.xml><?xml version="1.0" encoding="utf-8"?>
-<w:styles xmlns:mc="http://schemas.openxmlformats.org/markup-compatibility/2006" xmlns:r="http://schemas.openxmlformats.org/officeDocument/2006/relationships" xmlns:w="http://schemas.openxmlformats.org/wordprocessingml/2006/main" xmlns:w14="http://schemas.microsoft.com/office/word/2010/wordml" xmlns:w15="http://schemas.microsoft.com/office/word/2012/wordml" xmlns:w16cex="http://schemas.microsoft.com/office/word/2018/wordml/cex" xmlns:w16cid="http://schemas.microsoft.com/office/word/2016/wordml/cid" xmlns:w16="http://schemas.microsoft.com/office/word/2018/wordml" xmlns:w16sdtdh="http://schemas.microsoft.com/office/word/2020/wordml/sdtdatahash" xmlns:w16se="http://schemas.microsoft.com/office/word/2015/wordml/symex" mc:Ignorable="w14 w15 w16se w16cid w16 w16cex w16sdtdh">
+<w:styles xmlns:mc="http://schemas.openxmlformats.org/markup-compatibility/2006" xmlns:r="http://schemas.openxmlformats.org/officeDocument/2006/relationships" xmlns:w="http://schemas.openxmlformats.org/wordprocessingml/2006/main" xmlns:w14="http://schemas.microsoft.com/office/word/2010/wordml" xmlns:w15="http://schemas.microsoft.com/office/word/2012/wordml" xmlns:w16cex="http://schemas.microsoft.com/office/word/2018/wordml/cex" xmlns:w16cid="http://schemas.microsoft.com/office/word/2016/wordml/cid" xmlns:w16="http://schemas.microsoft.com/office/word/2018/wordml" xmlns:w16du="http://schemas.microsoft.com/office/word/2023/wordml/word16du" xmlns:w16sdtdh="http://schemas.microsoft.com/office/word/2020/wordml/sdtdatahash" xmlns:w16sdtfl="http://schemas.microsoft.com/office/word/2024/wordml/sdtformatlock" xmlns:w16se="http://schemas.microsoft.com/office/word/2015/wordml/symex" mc:Ignorable="w14 w15 w16se w16cid w16 w16cex w16sdtdh w16sdtfl w16du">
   <w:docDefaults>
     <w:rPrDefault>
       <w:rPr>
